--- a/public/materials/authentication/part4/worksheets/no/3.4.9.Worksheet.Password_problems_and_solutions_NO.docx
+++ b/public/materials/authentication/part4/worksheets/no/3.4.9.Worksheet.Password_problems_and_solutions_NO.docx
@@ -164,7 +164,7 @@
           <w:szCs w:val="24"/>
           <w:lang w:val="nb-NO"/>
         </w:rPr>
-        <w:t xml:space="preserve"> manager</w:t>
+        <w:t>behandler</w:t>
       </w:r>
       <w:r>
         <w:rPr>
@@ -250,7 +250,31 @@
           <w:sz w:val="24"/>
           <w:szCs w:val="24"/>
         </w:rPr>
-        <w:t xml:space="preserve"> svarene. </w:t>
+        <w:t xml:space="preserve"> </w:t>
+      </w:r>
+      <w:r>
+        <w:rPr>
+          <w:rStyle w:val="rynqvb"/>
+          <w:rFonts w:ascii="Arial" w:hAnsi="Arial" w:eastAsia="Arial" w:cs="Arial"/>
+          <w:b w:val="0"/>
+          <w:bCs w:val="0"/>
+          <w:color w:val="000000" w:themeColor="text1" w:themeTint="FF" w:themeShade="FF"/>
+          <w:sz w:val="24"/>
+          <w:szCs w:val="24"/>
+        </w:rPr>
+        <w:t>svarene</w:t>
+      </w:r>
+      <w:r>
+        <w:rPr>
+          <w:rStyle w:val="rynqvb"/>
+          <w:rFonts w:ascii="Arial" w:hAnsi="Arial" w:eastAsia="Arial" w:cs="Arial"/>
+          <w:b w:val="0"/>
+          <w:bCs w:val="0"/>
+          <w:color w:val="000000" w:themeColor="text1" w:themeTint="FF" w:themeShade="FF"/>
+          <w:sz w:val="24"/>
+          <w:szCs w:val="24"/>
+        </w:rPr>
+        <w:t xml:space="preserve">. </w:t>
       </w:r>
     </w:p>
     <w:p>
@@ -277,7 +301,147 @@
           <w:sz w:val="24"/>
           <w:szCs w:val="24"/>
         </w:rPr>
-        <w:t xml:space="preserve">Problem: Noen bruker samme passord overalt. Hvordan kan en </w:t>
+        <w:t xml:space="preserve">Problem: Noen </w:t>
+      </w:r>
+      <w:r>
+        <w:rPr>
+          <w:rStyle w:val="rynqvb"/>
+          <w:rFonts w:ascii="Arial" w:hAnsi="Arial" w:eastAsia="Arial" w:cs="Arial"/>
+          <w:color w:val="000000" w:themeColor="text1" w:themeTint="FF" w:themeShade="FF"/>
+          <w:sz w:val="24"/>
+          <w:szCs w:val="24"/>
+        </w:rPr>
+        <w:t>bruker</w:t>
+      </w:r>
+      <w:r>
+        <w:rPr>
+          <w:rStyle w:val="rynqvb"/>
+          <w:rFonts w:ascii="Arial" w:hAnsi="Arial" w:eastAsia="Arial" w:cs="Arial"/>
+          <w:color w:val="000000" w:themeColor="text1" w:themeTint="FF" w:themeShade="FF"/>
+          <w:sz w:val="24"/>
+          <w:szCs w:val="24"/>
+        </w:rPr>
+        <w:t xml:space="preserve"> </w:t>
+      </w:r>
+      <w:r>
+        <w:rPr>
+          <w:rStyle w:val="rynqvb"/>
+          <w:rFonts w:ascii="Arial" w:hAnsi="Arial" w:eastAsia="Arial" w:cs="Arial"/>
+          <w:color w:val="000000" w:themeColor="text1" w:themeTint="FF" w:themeShade="FF"/>
+          <w:sz w:val="24"/>
+          <w:szCs w:val="24"/>
+        </w:rPr>
+        <w:t>samme</w:t>
+      </w:r>
+      <w:r>
+        <w:rPr>
+          <w:rStyle w:val="rynqvb"/>
+          <w:rFonts w:ascii="Arial" w:hAnsi="Arial" w:eastAsia="Arial" w:cs="Arial"/>
+          <w:color w:val="000000" w:themeColor="text1" w:themeTint="FF" w:themeShade="FF"/>
+          <w:sz w:val="24"/>
+          <w:szCs w:val="24"/>
+        </w:rPr>
+        <w:t xml:space="preserve"> </w:t>
+      </w:r>
+      <w:r>
+        <w:rPr>
+          <w:rStyle w:val="rynqvb"/>
+          <w:rFonts w:ascii="Arial" w:hAnsi="Arial" w:eastAsia="Arial" w:cs="Arial"/>
+          <w:color w:val="000000" w:themeColor="text1" w:themeTint="FF" w:themeShade="FF"/>
+          <w:sz w:val="24"/>
+          <w:szCs w:val="24"/>
+        </w:rPr>
+        <w:t>passord</w:t>
+      </w:r>
+      <w:r>
+        <w:rPr>
+          <w:rStyle w:val="rynqvb"/>
+          <w:rFonts w:ascii="Arial" w:hAnsi="Arial" w:eastAsia="Arial" w:cs="Arial"/>
+          <w:color w:val="000000" w:themeColor="text1" w:themeTint="FF" w:themeShade="FF"/>
+          <w:sz w:val="24"/>
+          <w:szCs w:val="24"/>
+        </w:rPr>
+        <w:t xml:space="preserve"> </w:t>
+      </w:r>
+      <w:r>
+        <w:rPr>
+          <w:rStyle w:val="rynqvb"/>
+          <w:rFonts w:ascii="Arial" w:hAnsi="Arial" w:eastAsia="Arial" w:cs="Arial"/>
+          <w:color w:val="000000" w:themeColor="text1" w:themeTint="FF" w:themeShade="FF"/>
+          <w:sz w:val="24"/>
+          <w:szCs w:val="24"/>
+        </w:rPr>
+        <w:t>overalt</w:t>
+      </w:r>
+      <w:r>
+        <w:rPr>
+          <w:rStyle w:val="rynqvb"/>
+          <w:rFonts w:ascii="Arial" w:hAnsi="Arial" w:eastAsia="Arial" w:cs="Arial"/>
+          <w:color w:val="000000" w:themeColor="text1" w:themeTint="FF" w:themeShade="FF"/>
+          <w:sz w:val="24"/>
+          <w:szCs w:val="24"/>
+        </w:rPr>
+        <w:t xml:space="preserve">. </w:t>
+      </w:r>
+      <w:r>
+        <w:rPr>
+          <w:rStyle w:val="rynqvb"/>
+          <w:rFonts w:ascii="Arial" w:hAnsi="Arial" w:eastAsia="Arial" w:cs="Arial"/>
+          <w:color w:val="000000" w:themeColor="text1" w:themeTint="FF" w:themeShade="FF"/>
+          <w:sz w:val="24"/>
+          <w:szCs w:val="24"/>
+        </w:rPr>
+        <w:t>Hvordan</w:t>
+      </w:r>
+      <w:r>
+        <w:rPr>
+          <w:rStyle w:val="rynqvb"/>
+          <w:rFonts w:ascii="Arial" w:hAnsi="Arial" w:eastAsia="Arial" w:cs="Arial"/>
+          <w:color w:val="000000" w:themeColor="text1" w:themeTint="FF" w:themeShade="FF"/>
+          <w:sz w:val="24"/>
+          <w:szCs w:val="24"/>
+        </w:rPr>
+        <w:t xml:space="preserve"> </w:t>
+      </w:r>
+      <w:r>
+        <w:rPr>
+          <w:rStyle w:val="rynqvb"/>
+          <w:rFonts w:ascii="Arial" w:hAnsi="Arial" w:eastAsia="Arial" w:cs="Arial"/>
+          <w:color w:val="000000" w:themeColor="text1" w:themeTint="FF" w:themeShade="FF"/>
+          <w:sz w:val="24"/>
+          <w:szCs w:val="24"/>
+        </w:rPr>
+        <w:t>kan</w:t>
+      </w:r>
+      <w:r>
+        <w:rPr>
+          <w:rStyle w:val="rynqvb"/>
+          <w:rFonts w:ascii="Arial" w:hAnsi="Arial" w:eastAsia="Arial" w:cs="Arial"/>
+          <w:color w:val="000000" w:themeColor="text1" w:themeTint="FF" w:themeShade="FF"/>
+          <w:sz w:val="24"/>
+          <w:szCs w:val="24"/>
+        </w:rPr>
+        <w:t xml:space="preserve"> </w:t>
+      </w:r>
+      <w:r>
+        <w:rPr>
+          <w:rStyle w:val="rynqvb"/>
+          <w:rFonts w:ascii="Arial" w:hAnsi="Arial" w:eastAsia="Arial" w:cs="Arial"/>
+          <w:color w:val="000000" w:themeColor="text1" w:themeTint="FF" w:themeShade="FF"/>
+          <w:sz w:val="24"/>
+          <w:szCs w:val="24"/>
+        </w:rPr>
+        <w:t>en</w:t>
+      </w:r>
+      <w:r>
+        <w:rPr>
+          <w:rStyle w:val="rynqvb"/>
+          <w:rFonts w:ascii="Arial" w:hAnsi="Arial" w:eastAsia="Arial" w:cs="Arial"/>
+          <w:color w:val="000000" w:themeColor="text1" w:themeTint="FF" w:themeShade="FF"/>
+          <w:sz w:val="24"/>
+          <w:szCs w:val="24"/>
+        </w:rPr>
+        <w:t xml:space="preserve"> </w:t>
       </w:r>
       <w:r>
         <w:rPr>
@@ -299,7 +463,7 @@
           <w:szCs w:val="24"/>
           <w:lang w:val="nb-NO"/>
         </w:rPr>
-        <w:t xml:space="preserve"> manager</w:t>
+        <w:t>behandler</w:t>
       </w:r>
       <w:r>
         <w:rPr>
@@ -322,7 +486,17 @@
           <w:sz w:val="24"/>
           <w:szCs w:val="24"/>
         </w:rPr>
-        <w:t xml:space="preserve">hjelpe? </w:t>
+        <w:t>hjelpe</w:t>
+      </w:r>
+      <w:r>
+        <w:rPr>
+          <w:rStyle w:val="rynqvb"/>
+          <w:rFonts w:ascii="Arial" w:hAnsi="Arial" w:eastAsia="Arial" w:cs="Arial"/>
+          <w:color w:val="000000" w:themeColor="text1" w:themeTint="FF" w:themeShade="FF"/>
+          <w:sz w:val="24"/>
+          <w:szCs w:val="24"/>
+        </w:rPr>
+        <w:t xml:space="preserve">? </w:t>
       </w:r>
     </w:p>
     <w:p>
@@ -426,7 +600,107 @@
           <w:szCs w:val="24"/>
           <w:lang w:val="en-US" w:eastAsia="en-GB"/>
         </w:rPr>
-        <w:t xml:space="preserve">Problem: Noen glemmer passordene sine. Hvordan kan en </w:t>
+        <w:t xml:space="preserve">Problem: Noen </w:t>
+      </w:r>
+      <w:r>
+        <w:rPr>
+          <w:rFonts w:ascii="Arial" w:hAnsi="Arial" w:eastAsia="Arial" w:cs="Arial"/>
+          <w:color w:val="000000" w:themeColor="text1" w:themeTint="FF" w:themeShade="FF"/>
+          <w:sz w:val="24"/>
+          <w:szCs w:val="24"/>
+          <w:lang w:val="en-US" w:eastAsia="en-GB"/>
+        </w:rPr>
+        <w:t>glemmer</w:t>
+      </w:r>
+      <w:r>
+        <w:rPr>
+          <w:rFonts w:ascii="Arial" w:hAnsi="Arial" w:eastAsia="Arial" w:cs="Arial"/>
+          <w:color w:val="000000" w:themeColor="text1" w:themeTint="FF" w:themeShade="FF"/>
+          <w:sz w:val="24"/>
+          <w:szCs w:val="24"/>
+          <w:lang w:val="en-US" w:eastAsia="en-GB"/>
+        </w:rPr>
+        <w:t xml:space="preserve"> </w:t>
+      </w:r>
+      <w:r>
+        <w:rPr>
+          <w:rFonts w:ascii="Arial" w:hAnsi="Arial" w:eastAsia="Arial" w:cs="Arial"/>
+          <w:color w:val="000000" w:themeColor="text1" w:themeTint="FF" w:themeShade="FF"/>
+          <w:sz w:val="24"/>
+          <w:szCs w:val="24"/>
+          <w:lang w:val="en-US" w:eastAsia="en-GB"/>
+        </w:rPr>
+        <w:t>passordene</w:t>
+      </w:r>
+      <w:r>
+        <w:rPr>
+          <w:rFonts w:ascii="Arial" w:hAnsi="Arial" w:eastAsia="Arial" w:cs="Arial"/>
+          <w:color w:val="000000" w:themeColor="text1" w:themeTint="FF" w:themeShade="FF"/>
+          <w:sz w:val="24"/>
+          <w:szCs w:val="24"/>
+          <w:lang w:val="en-US" w:eastAsia="en-GB"/>
+        </w:rPr>
+        <w:t xml:space="preserve"> sine. </w:t>
+      </w:r>
+      <w:r>
+        <w:rPr>
+          <w:rFonts w:ascii="Arial" w:hAnsi="Arial" w:eastAsia="Arial" w:cs="Arial"/>
+          <w:color w:val="000000" w:themeColor="text1" w:themeTint="FF" w:themeShade="FF"/>
+          <w:sz w:val="24"/>
+          <w:szCs w:val="24"/>
+          <w:lang w:val="en-US" w:eastAsia="en-GB"/>
+        </w:rPr>
+        <w:t>Hvordan</w:t>
+      </w:r>
+      <w:r>
+        <w:rPr>
+          <w:rFonts w:ascii="Arial" w:hAnsi="Arial" w:eastAsia="Arial" w:cs="Arial"/>
+          <w:color w:val="000000" w:themeColor="text1" w:themeTint="FF" w:themeShade="FF"/>
+          <w:sz w:val="24"/>
+          <w:szCs w:val="24"/>
+          <w:lang w:val="en-US" w:eastAsia="en-GB"/>
+        </w:rPr>
+        <w:t xml:space="preserve"> </w:t>
+      </w:r>
+      <w:r>
+        <w:rPr>
+          <w:rFonts w:ascii="Arial" w:hAnsi="Arial" w:eastAsia="Arial" w:cs="Arial"/>
+          <w:color w:val="000000" w:themeColor="text1" w:themeTint="FF" w:themeShade="FF"/>
+          <w:sz w:val="24"/>
+          <w:szCs w:val="24"/>
+          <w:lang w:val="en-US" w:eastAsia="en-GB"/>
+        </w:rPr>
+        <w:t>kan</w:t>
+      </w:r>
+      <w:r>
+        <w:rPr>
+          <w:rFonts w:ascii="Arial" w:hAnsi="Arial" w:eastAsia="Arial" w:cs="Arial"/>
+          <w:color w:val="000000" w:themeColor="text1" w:themeTint="FF" w:themeShade="FF"/>
+          <w:sz w:val="24"/>
+          <w:szCs w:val="24"/>
+          <w:lang w:val="en-US" w:eastAsia="en-GB"/>
+        </w:rPr>
+        <w:t xml:space="preserve"> </w:t>
+      </w:r>
+      <w:r>
+        <w:rPr>
+          <w:rFonts w:ascii="Arial" w:hAnsi="Arial" w:eastAsia="Arial" w:cs="Arial"/>
+          <w:color w:val="000000" w:themeColor="text1" w:themeTint="FF" w:themeShade="FF"/>
+          <w:sz w:val="24"/>
+          <w:szCs w:val="24"/>
+          <w:lang w:val="en-US" w:eastAsia="en-GB"/>
+        </w:rPr>
+        <w:t>en</w:t>
+      </w:r>
+      <w:r>
+        <w:rPr>
+          <w:rFonts w:ascii="Arial" w:hAnsi="Arial" w:eastAsia="Arial" w:cs="Arial"/>
+          <w:color w:val="000000" w:themeColor="text1" w:themeTint="FF" w:themeShade="FF"/>
+          <w:sz w:val="24"/>
+          <w:szCs w:val="24"/>
+          <w:lang w:val="en-US" w:eastAsia="en-GB"/>
+        </w:rPr>
+        <w:t xml:space="preserve"> </w:t>
       </w:r>
       <w:r>
         <w:rPr>
@@ -448,7 +722,7 @@
           <w:szCs w:val="24"/>
           <w:lang w:val="nb-NO"/>
         </w:rPr>
-        <w:t xml:space="preserve"> manager</w:t>
+        <w:t>behandler</w:t>
       </w:r>
       <w:r>
         <w:rPr>
@@ -471,7 +745,17 @@
           <w:szCs w:val="24"/>
           <w:lang w:val="en-US" w:eastAsia="en-GB"/>
         </w:rPr>
-        <w:t xml:space="preserve">hjelpe? </w:t>
+        <w:t>hjelpe</w:t>
+      </w:r>
+      <w:r>
+        <w:rPr>
+          <w:rFonts w:ascii="Arial" w:hAnsi="Arial" w:eastAsia="Arial" w:cs="Arial"/>
+          <w:color w:val="000000" w:themeColor="text1" w:themeTint="FF" w:themeShade="FF"/>
+          <w:sz w:val="24"/>
+          <w:szCs w:val="24"/>
+          <w:lang w:val="en-US" w:eastAsia="en-GB"/>
+        </w:rPr>
+        <w:t xml:space="preserve">? </w:t>
       </w:r>
     </w:p>
     <w:p>
@@ -623,7 +907,167 @@
           <w:sz w:val="24"/>
           <w:szCs w:val="24"/>
         </w:rPr>
-        <w:t xml:space="preserve">Problem: Noen skriver ned passord på papir. Hvordan kan en </w:t>
+        <w:t xml:space="preserve">Problem: Noen </w:t>
+      </w:r>
+      <w:r>
+        <w:rPr>
+          <w:rStyle w:val="rynqvb"/>
+          <w:rFonts w:ascii="Arial" w:hAnsi="Arial" w:eastAsia="Arial" w:cs="Arial"/>
+          <w:color w:val="000000" w:themeColor="text1" w:themeTint="FF" w:themeShade="FF"/>
+          <w:sz w:val="24"/>
+          <w:szCs w:val="24"/>
+        </w:rPr>
+        <w:t>skriver</w:t>
+      </w:r>
+      <w:r>
+        <w:rPr>
+          <w:rStyle w:val="rynqvb"/>
+          <w:rFonts w:ascii="Arial" w:hAnsi="Arial" w:eastAsia="Arial" w:cs="Arial"/>
+          <w:color w:val="000000" w:themeColor="text1" w:themeTint="FF" w:themeShade="FF"/>
+          <w:sz w:val="24"/>
+          <w:szCs w:val="24"/>
+        </w:rPr>
+        <w:t xml:space="preserve"> </w:t>
+      </w:r>
+      <w:r>
+        <w:rPr>
+          <w:rStyle w:val="rynqvb"/>
+          <w:rFonts w:ascii="Arial" w:hAnsi="Arial" w:eastAsia="Arial" w:cs="Arial"/>
+          <w:color w:val="000000" w:themeColor="text1" w:themeTint="FF" w:themeShade="FF"/>
+          <w:sz w:val="24"/>
+          <w:szCs w:val="24"/>
+        </w:rPr>
+        <w:t>ned</w:t>
+      </w:r>
+      <w:r>
+        <w:rPr>
+          <w:rStyle w:val="rynqvb"/>
+          <w:rFonts w:ascii="Arial" w:hAnsi="Arial" w:eastAsia="Arial" w:cs="Arial"/>
+          <w:color w:val="000000" w:themeColor="text1" w:themeTint="FF" w:themeShade="FF"/>
+          <w:sz w:val="24"/>
+          <w:szCs w:val="24"/>
+        </w:rPr>
+        <w:t xml:space="preserve"> </w:t>
+      </w:r>
+      <w:r>
+        <w:rPr>
+          <w:rStyle w:val="rynqvb"/>
+          <w:rFonts w:ascii="Arial" w:hAnsi="Arial" w:eastAsia="Arial" w:cs="Arial"/>
+          <w:color w:val="000000" w:themeColor="text1" w:themeTint="FF" w:themeShade="FF"/>
+          <w:sz w:val="24"/>
+          <w:szCs w:val="24"/>
+        </w:rPr>
+        <w:t>passord</w:t>
+      </w:r>
+      <w:r>
+        <w:rPr>
+          <w:rStyle w:val="rynqvb"/>
+          <w:rFonts w:ascii="Arial" w:hAnsi="Arial" w:eastAsia="Arial" w:cs="Arial"/>
+          <w:color w:val="000000" w:themeColor="text1" w:themeTint="FF" w:themeShade="FF"/>
+          <w:sz w:val="24"/>
+          <w:szCs w:val="24"/>
+        </w:rPr>
+        <w:t xml:space="preserve"> </w:t>
+      </w:r>
+      <w:r>
+        <w:rPr>
+          <w:rStyle w:val="rynqvb"/>
+          <w:rFonts w:ascii="Arial" w:hAnsi="Arial" w:eastAsia="Arial" w:cs="Arial"/>
+          <w:color w:val="000000" w:themeColor="text1" w:themeTint="FF" w:themeShade="FF"/>
+          <w:sz w:val="24"/>
+          <w:szCs w:val="24"/>
+        </w:rPr>
+        <w:t>på</w:t>
+      </w:r>
+      <w:r>
+        <w:rPr>
+          <w:rStyle w:val="rynqvb"/>
+          <w:rFonts w:ascii="Arial" w:hAnsi="Arial" w:eastAsia="Arial" w:cs="Arial"/>
+          <w:color w:val="000000" w:themeColor="text1" w:themeTint="FF" w:themeShade="FF"/>
+          <w:sz w:val="24"/>
+          <w:szCs w:val="24"/>
+        </w:rPr>
+        <w:t xml:space="preserve"> </w:t>
+      </w:r>
+      <w:r>
+        <w:rPr>
+          <w:rStyle w:val="rynqvb"/>
+          <w:rFonts w:ascii="Arial" w:hAnsi="Arial" w:eastAsia="Arial" w:cs="Arial"/>
+          <w:color w:val="000000" w:themeColor="text1" w:themeTint="FF" w:themeShade="FF"/>
+          <w:sz w:val="24"/>
+          <w:szCs w:val="24"/>
+        </w:rPr>
+        <w:t>papir</w:t>
+      </w:r>
+      <w:r>
+        <w:rPr>
+          <w:rStyle w:val="rynqvb"/>
+          <w:rFonts w:ascii="Arial" w:hAnsi="Arial" w:eastAsia="Arial" w:cs="Arial"/>
+          <w:color w:val="000000" w:themeColor="text1" w:themeTint="FF" w:themeShade="FF"/>
+          <w:sz w:val="24"/>
+          <w:szCs w:val="24"/>
+        </w:rPr>
+        <w:t xml:space="preserve">. </w:t>
+      </w:r>
+      <w:r>
+        <w:rPr>
+          <w:rStyle w:val="rynqvb"/>
+          <w:rFonts w:ascii="Arial" w:hAnsi="Arial" w:eastAsia="Arial" w:cs="Arial"/>
+          <w:color w:val="000000" w:themeColor="text1" w:themeTint="FF" w:themeShade="FF"/>
+          <w:sz w:val="24"/>
+          <w:szCs w:val="24"/>
+        </w:rPr>
+        <w:t>Hvordan</w:t>
+      </w:r>
+      <w:r>
+        <w:rPr>
+          <w:rStyle w:val="rynqvb"/>
+          <w:rFonts w:ascii="Arial" w:hAnsi="Arial" w:eastAsia="Arial" w:cs="Arial"/>
+          <w:color w:val="000000" w:themeColor="text1" w:themeTint="FF" w:themeShade="FF"/>
+          <w:sz w:val="24"/>
+          <w:szCs w:val="24"/>
+        </w:rPr>
+        <w:t xml:space="preserve"> </w:t>
+      </w:r>
+      <w:r>
+        <w:rPr>
+          <w:rStyle w:val="rynqvb"/>
+          <w:rFonts w:ascii="Arial" w:hAnsi="Arial" w:eastAsia="Arial" w:cs="Arial"/>
+          <w:color w:val="000000" w:themeColor="text1" w:themeTint="FF" w:themeShade="FF"/>
+          <w:sz w:val="24"/>
+          <w:szCs w:val="24"/>
+        </w:rPr>
+        <w:t>kan</w:t>
+      </w:r>
+      <w:r>
+        <w:rPr>
+          <w:rStyle w:val="rynqvb"/>
+          <w:rFonts w:ascii="Arial" w:hAnsi="Arial" w:eastAsia="Arial" w:cs="Arial"/>
+          <w:color w:val="000000" w:themeColor="text1" w:themeTint="FF" w:themeShade="FF"/>
+          <w:sz w:val="24"/>
+          <w:szCs w:val="24"/>
+        </w:rPr>
+        <w:t xml:space="preserve"> </w:t>
+      </w:r>
+      <w:r>
+        <w:rPr>
+          <w:rStyle w:val="rynqvb"/>
+          <w:rFonts w:ascii="Arial" w:hAnsi="Arial" w:eastAsia="Arial" w:cs="Arial"/>
+          <w:color w:val="000000" w:themeColor="text1" w:themeTint="FF" w:themeShade="FF"/>
+          <w:sz w:val="24"/>
+          <w:szCs w:val="24"/>
+        </w:rPr>
+        <w:t>en</w:t>
+      </w:r>
+      <w:r>
+        <w:rPr>
+          <w:rStyle w:val="rynqvb"/>
+          <w:rFonts w:ascii="Arial" w:hAnsi="Arial" w:eastAsia="Arial" w:cs="Arial"/>
+          <w:color w:val="000000" w:themeColor="text1" w:themeTint="FF" w:themeShade="FF"/>
+          <w:sz w:val="24"/>
+          <w:szCs w:val="24"/>
+        </w:rPr>
+        <w:t xml:space="preserve"> </w:t>
       </w:r>
       <w:r>
         <w:rPr>
@@ -645,7 +1089,7 @@
           <w:szCs w:val="24"/>
           <w:lang w:val="nb-NO"/>
         </w:rPr>
-        <w:t xml:space="preserve"> manager</w:t>
+        <w:t>behandler</w:t>
       </w:r>
       <w:r>
         <w:rPr>
@@ -784,7 +1228,287 @@
           <w:sz w:val="24"/>
           <w:szCs w:val="24"/>
         </w:rPr>
-        <w:t xml:space="preserve">Problem: Noen har mange nettkontoer og husker ikke hvilket passord som hører til hvilken konto. Hvordan kan en </w:t>
+        <w:t xml:space="preserve">Problem: Noen </w:t>
+      </w:r>
+      <w:r>
+        <w:rPr>
+          <w:rStyle w:val="rynqvb"/>
+          <w:rFonts w:ascii="Arial" w:hAnsi="Arial" w:eastAsia="Arial" w:cs="Arial"/>
+          <w:color w:val="000000" w:themeColor="text1" w:themeTint="FF" w:themeShade="FF"/>
+          <w:sz w:val="24"/>
+          <w:szCs w:val="24"/>
+        </w:rPr>
+        <w:t>har</w:t>
+      </w:r>
+      <w:r>
+        <w:rPr>
+          <w:rStyle w:val="rynqvb"/>
+          <w:rFonts w:ascii="Arial" w:hAnsi="Arial" w:eastAsia="Arial" w:cs="Arial"/>
+          <w:color w:val="000000" w:themeColor="text1" w:themeTint="FF" w:themeShade="FF"/>
+          <w:sz w:val="24"/>
+          <w:szCs w:val="24"/>
+        </w:rPr>
+        <w:t xml:space="preserve"> mange </w:t>
+      </w:r>
+      <w:r>
+        <w:rPr>
+          <w:rStyle w:val="rynqvb"/>
+          <w:rFonts w:ascii="Arial" w:hAnsi="Arial" w:eastAsia="Arial" w:cs="Arial"/>
+          <w:color w:val="000000" w:themeColor="text1" w:themeTint="FF" w:themeShade="FF"/>
+          <w:sz w:val="24"/>
+          <w:szCs w:val="24"/>
+        </w:rPr>
+        <w:t>nettkontoer</w:t>
+      </w:r>
+      <w:r>
+        <w:rPr>
+          <w:rStyle w:val="rynqvb"/>
+          <w:rFonts w:ascii="Arial" w:hAnsi="Arial" w:eastAsia="Arial" w:cs="Arial"/>
+          <w:color w:val="000000" w:themeColor="text1" w:themeTint="FF" w:themeShade="FF"/>
+          <w:sz w:val="24"/>
+          <w:szCs w:val="24"/>
+        </w:rPr>
+        <w:t xml:space="preserve"> </w:t>
+      </w:r>
+      <w:r>
+        <w:rPr>
+          <w:rStyle w:val="rynqvb"/>
+          <w:rFonts w:ascii="Arial" w:hAnsi="Arial" w:eastAsia="Arial" w:cs="Arial"/>
+          <w:color w:val="000000" w:themeColor="text1" w:themeTint="FF" w:themeShade="FF"/>
+          <w:sz w:val="24"/>
+          <w:szCs w:val="24"/>
+        </w:rPr>
+        <w:t>og</w:t>
+      </w:r>
+      <w:r>
+        <w:rPr>
+          <w:rStyle w:val="rynqvb"/>
+          <w:rFonts w:ascii="Arial" w:hAnsi="Arial" w:eastAsia="Arial" w:cs="Arial"/>
+          <w:color w:val="000000" w:themeColor="text1" w:themeTint="FF" w:themeShade="FF"/>
+          <w:sz w:val="24"/>
+          <w:szCs w:val="24"/>
+        </w:rPr>
+        <w:t xml:space="preserve"> husker </w:t>
+      </w:r>
+      <w:r>
+        <w:rPr>
+          <w:rStyle w:val="rynqvb"/>
+          <w:rFonts w:ascii="Arial" w:hAnsi="Arial" w:eastAsia="Arial" w:cs="Arial"/>
+          <w:color w:val="000000" w:themeColor="text1" w:themeTint="FF" w:themeShade="FF"/>
+          <w:sz w:val="24"/>
+          <w:szCs w:val="24"/>
+        </w:rPr>
+        <w:t>ikke</w:t>
+      </w:r>
+      <w:r>
+        <w:rPr>
+          <w:rStyle w:val="rynqvb"/>
+          <w:rFonts w:ascii="Arial" w:hAnsi="Arial" w:eastAsia="Arial" w:cs="Arial"/>
+          <w:color w:val="000000" w:themeColor="text1" w:themeTint="FF" w:themeShade="FF"/>
+          <w:sz w:val="24"/>
+          <w:szCs w:val="24"/>
+        </w:rPr>
+        <w:t xml:space="preserve"> </w:t>
+      </w:r>
+      <w:r>
+        <w:rPr>
+          <w:rStyle w:val="rynqvb"/>
+          <w:rFonts w:ascii="Arial" w:hAnsi="Arial" w:eastAsia="Arial" w:cs="Arial"/>
+          <w:color w:val="000000" w:themeColor="text1" w:themeTint="FF" w:themeShade="FF"/>
+          <w:sz w:val="24"/>
+          <w:szCs w:val="24"/>
+        </w:rPr>
+        <w:t>hvilket</w:t>
+      </w:r>
+      <w:r>
+        <w:rPr>
+          <w:rStyle w:val="rynqvb"/>
+          <w:rFonts w:ascii="Arial" w:hAnsi="Arial" w:eastAsia="Arial" w:cs="Arial"/>
+          <w:color w:val="000000" w:themeColor="text1" w:themeTint="FF" w:themeShade="FF"/>
+          <w:sz w:val="24"/>
+          <w:szCs w:val="24"/>
+        </w:rPr>
+        <w:t xml:space="preserve"> </w:t>
+      </w:r>
+      <w:r>
+        <w:rPr>
+          <w:rStyle w:val="rynqvb"/>
+          <w:rFonts w:ascii="Arial" w:hAnsi="Arial" w:eastAsia="Arial" w:cs="Arial"/>
+          <w:color w:val="000000" w:themeColor="text1" w:themeTint="FF" w:themeShade="FF"/>
+          <w:sz w:val="24"/>
+          <w:szCs w:val="24"/>
+        </w:rPr>
+        <w:t>passord</w:t>
+      </w:r>
+      <w:r>
+        <w:rPr>
+          <w:rStyle w:val="rynqvb"/>
+          <w:rFonts w:ascii="Arial" w:hAnsi="Arial" w:eastAsia="Arial" w:cs="Arial"/>
+          <w:color w:val="000000" w:themeColor="text1" w:themeTint="FF" w:themeShade="FF"/>
+          <w:sz w:val="24"/>
+          <w:szCs w:val="24"/>
+        </w:rPr>
+        <w:t xml:space="preserve"> </w:t>
+      </w:r>
+      <w:r>
+        <w:rPr>
+          <w:rStyle w:val="rynqvb"/>
+          <w:rFonts w:ascii="Arial" w:hAnsi="Arial" w:eastAsia="Arial" w:cs="Arial"/>
+          <w:color w:val="000000" w:themeColor="text1" w:themeTint="FF" w:themeShade="FF"/>
+          <w:sz w:val="24"/>
+          <w:szCs w:val="24"/>
+        </w:rPr>
+        <w:t>som</w:t>
+      </w:r>
+      <w:r>
+        <w:rPr>
+          <w:rStyle w:val="rynqvb"/>
+          <w:rFonts w:ascii="Arial" w:hAnsi="Arial" w:eastAsia="Arial" w:cs="Arial"/>
+          <w:color w:val="000000" w:themeColor="text1" w:themeTint="FF" w:themeShade="FF"/>
+          <w:sz w:val="24"/>
+          <w:szCs w:val="24"/>
+        </w:rPr>
+        <w:t xml:space="preserve"> </w:t>
+      </w:r>
+      <w:r>
+        <w:rPr>
+          <w:rStyle w:val="rynqvb"/>
+          <w:rFonts w:ascii="Arial" w:hAnsi="Arial" w:eastAsia="Arial" w:cs="Arial"/>
+          <w:color w:val="000000" w:themeColor="text1" w:themeTint="FF" w:themeShade="FF"/>
+          <w:sz w:val="24"/>
+          <w:szCs w:val="24"/>
+        </w:rPr>
+        <w:t>hører</w:t>
+      </w:r>
+      <w:r>
+        <w:rPr>
+          <w:rStyle w:val="rynqvb"/>
+          <w:rFonts w:ascii="Arial" w:hAnsi="Arial" w:eastAsia="Arial" w:cs="Arial"/>
+          <w:color w:val="000000" w:themeColor="text1" w:themeTint="FF" w:themeShade="FF"/>
+          <w:sz w:val="24"/>
+          <w:szCs w:val="24"/>
+        </w:rPr>
+        <w:t xml:space="preserve"> </w:t>
+      </w:r>
+      <w:r>
+        <w:rPr>
+          <w:rStyle w:val="rynqvb"/>
+          <w:rFonts w:ascii="Arial" w:hAnsi="Arial" w:eastAsia="Arial" w:cs="Arial"/>
+          <w:color w:val="000000" w:themeColor="text1" w:themeTint="FF" w:themeShade="FF"/>
+          <w:sz w:val="24"/>
+          <w:szCs w:val="24"/>
+        </w:rPr>
+        <w:t>til</w:t>
+      </w:r>
+      <w:r>
+        <w:rPr>
+          <w:rStyle w:val="rynqvb"/>
+          <w:rFonts w:ascii="Arial" w:hAnsi="Arial" w:eastAsia="Arial" w:cs="Arial"/>
+          <w:color w:val="000000" w:themeColor="text1" w:themeTint="FF" w:themeShade="FF"/>
+          <w:sz w:val="24"/>
+          <w:szCs w:val="24"/>
+        </w:rPr>
+        <w:t xml:space="preserve"> </w:t>
+      </w:r>
+      <w:r>
+        <w:rPr>
+          <w:rStyle w:val="rynqvb"/>
+          <w:rFonts w:ascii="Arial" w:hAnsi="Arial" w:eastAsia="Arial" w:cs="Arial"/>
+          <w:color w:val="000000" w:themeColor="text1" w:themeTint="FF" w:themeShade="FF"/>
+          <w:sz w:val="24"/>
+          <w:szCs w:val="24"/>
+        </w:rPr>
+        <w:t>hvilken</w:t>
+      </w:r>
+      <w:r>
+        <w:rPr>
+          <w:rStyle w:val="rynqvb"/>
+          <w:rFonts w:ascii="Arial" w:hAnsi="Arial" w:eastAsia="Arial" w:cs="Arial"/>
+          <w:color w:val="000000" w:themeColor="text1" w:themeTint="FF" w:themeShade="FF"/>
+          <w:sz w:val="24"/>
+          <w:szCs w:val="24"/>
+        </w:rPr>
+        <w:t xml:space="preserve"> </w:t>
+      </w:r>
+      <w:r>
+        <w:rPr>
+          <w:rStyle w:val="rynqvb"/>
+          <w:rFonts w:ascii="Arial" w:hAnsi="Arial" w:eastAsia="Arial" w:cs="Arial"/>
+          <w:color w:val="000000" w:themeColor="text1" w:themeTint="FF" w:themeShade="FF"/>
+          <w:sz w:val="24"/>
+          <w:szCs w:val="24"/>
+        </w:rPr>
+        <w:t>konto</w:t>
+      </w:r>
+      <w:r>
+        <w:rPr>
+          <w:rStyle w:val="rynqvb"/>
+          <w:rFonts w:ascii="Arial" w:hAnsi="Arial" w:eastAsia="Arial" w:cs="Arial"/>
+          <w:color w:val="000000" w:themeColor="text1" w:themeTint="FF" w:themeShade="FF"/>
+          <w:sz w:val="24"/>
+          <w:szCs w:val="24"/>
+        </w:rPr>
+        <w:t xml:space="preserve">. </w:t>
+      </w:r>
+      <w:r>
+        <w:rPr>
+          <w:rStyle w:val="rynqvb"/>
+          <w:rFonts w:ascii="Arial" w:hAnsi="Arial" w:eastAsia="Arial" w:cs="Arial"/>
+          <w:color w:val="000000" w:themeColor="text1" w:themeTint="FF" w:themeShade="FF"/>
+          <w:sz w:val="24"/>
+          <w:szCs w:val="24"/>
+        </w:rPr>
+        <w:t>Hvordan</w:t>
+      </w:r>
+      <w:r>
+        <w:rPr>
+          <w:rStyle w:val="rynqvb"/>
+          <w:rFonts w:ascii="Arial" w:hAnsi="Arial" w:eastAsia="Arial" w:cs="Arial"/>
+          <w:color w:val="000000" w:themeColor="text1" w:themeTint="FF" w:themeShade="FF"/>
+          <w:sz w:val="24"/>
+          <w:szCs w:val="24"/>
+        </w:rPr>
+        <w:t xml:space="preserve"> </w:t>
+      </w:r>
+      <w:r>
+        <w:rPr>
+          <w:rStyle w:val="rynqvb"/>
+          <w:rFonts w:ascii="Arial" w:hAnsi="Arial" w:eastAsia="Arial" w:cs="Arial"/>
+          <w:color w:val="000000" w:themeColor="text1" w:themeTint="FF" w:themeShade="FF"/>
+          <w:sz w:val="24"/>
+          <w:szCs w:val="24"/>
+        </w:rPr>
+        <w:t>kan</w:t>
+      </w:r>
+      <w:r>
+        <w:rPr>
+          <w:rStyle w:val="rynqvb"/>
+          <w:rFonts w:ascii="Arial" w:hAnsi="Arial" w:eastAsia="Arial" w:cs="Arial"/>
+          <w:color w:val="000000" w:themeColor="text1" w:themeTint="FF" w:themeShade="FF"/>
+          <w:sz w:val="24"/>
+          <w:szCs w:val="24"/>
+        </w:rPr>
+        <w:t xml:space="preserve"> </w:t>
+      </w:r>
+      <w:r>
+        <w:rPr>
+          <w:rStyle w:val="rynqvb"/>
+          <w:rFonts w:ascii="Arial" w:hAnsi="Arial" w:eastAsia="Arial" w:cs="Arial"/>
+          <w:color w:val="000000" w:themeColor="text1" w:themeTint="FF" w:themeShade="FF"/>
+          <w:sz w:val="24"/>
+          <w:szCs w:val="24"/>
+        </w:rPr>
+        <w:t>en</w:t>
+      </w:r>
+      <w:r>
+        <w:rPr>
+          <w:rStyle w:val="rynqvb"/>
+          <w:rFonts w:ascii="Arial" w:hAnsi="Arial" w:eastAsia="Arial" w:cs="Arial"/>
+          <w:color w:val="000000" w:themeColor="text1" w:themeTint="FF" w:themeShade="FF"/>
+          <w:sz w:val="24"/>
+          <w:szCs w:val="24"/>
+        </w:rPr>
+        <w:t xml:space="preserve"> </w:t>
       </w:r>
       <w:r>
         <w:rPr>
@@ -806,7 +1530,7 @@
           <w:szCs w:val="24"/>
           <w:lang w:val="nb-NO"/>
         </w:rPr>
-        <w:t xml:space="preserve"> manager</w:t>
+        <w:t>behandler</w:t>
       </w:r>
       <w:r>
         <w:rPr>
@@ -829,7 +1553,17 @@
           <w:sz w:val="24"/>
           <w:szCs w:val="24"/>
         </w:rPr>
-        <w:t xml:space="preserve">hjelpe? </w:t>
+        <w:t>hjelpe</w:t>
+      </w:r>
+      <w:r>
+        <w:rPr>
+          <w:rStyle w:val="rynqvb"/>
+          <w:rFonts w:ascii="Arial" w:hAnsi="Arial" w:eastAsia="Arial" w:cs="Arial"/>
+          <w:color w:val="000000" w:themeColor="text1" w:themeTint="FF" w:themeShade="FF"/>
+          <w:sz w:val="24"/>
+          <w:szCs w:val="24"/>
+        </w:rPr>
+        <w:t xml:space="preserve">? </w:t>
       </w:r>
     </w:p>
     <w:p>
@@ -1009,7 +1743,207 @@
           <w:sz w:val="24"/>
           <w:szCs w:val="24"/>
         </w:rPr>
-        <w:t xml:space="preserve">Problem: Noen velger svært enkle passord fordi de er lettere å huske. Hvordan kan en </w:t>
+        <w:t xml:space="preserve">Problem: Noen </w:t>
+      </w:r>
+      <w:r>
+        <w:rPr>
+          <w:rStyle w:val="rynqvb"/>
+          <w:rFonts w:ascii="Arial" w:hAnsi="Arial" w:eastAsia="Arial" w:cs="Arial"/>
+          <w:color w:val="000000" w:themeColor="text1" w:themeTint="FF" w:themeShade="FF"/>
+          <w:sz w:val="24"/>
+          <w:szCs w:val="24"/>
+        </w:rPr>
+        <w:t>velger</w:t>
+      </w:r>
+      <w:r>
+        <w:rPr>
+          <w:rStyle w:val="rynqvb"/>
+          <w:rFonts w:ascii="Arial" w:hAnsi="Arial" w:eastAsia="Arial" w:cs="Arial"/>
+          <w:color w:val="000000" w:themeColor="text1" w:themeTint="FF" w:themeShade="FF"/>
+          <w:sz w:val="24"/>
+          <w:szCs w:val="24"/>
+        </w:rPr>
+        <w:t xml:space="preserve"> </w:t>
+      </w:r>
+      <w:r>
+        <w:rPr>
+          <w:rStyle w:val="rynqvb"/>
+          <w:rFonts w:ascii="Arial" w:hAnsi="Arial" w:eastAsia="Arial" w:cs="Arial"/>
+          <w:color w:val="000000" w:themeColor="text1" w:themeTint="FF" w:themeShade="FF"/>
+          <w:sz w:val="24"/>
+          <w:szCs w:val="24"/>
+        </w:rPr>
+        <w:t>svært</w:t>
+      </w:r>
+      <w:r>
+        <w:rPr>
+          <w:rStyle w:val="rynqvb"/>
+          <w:rFonts w:ascii="Arial" w:hAnsi="Arial" w:eastAsia="Arial" w:cs="Arial"/>
+          <w:color w:val="000000" w:themeColor="text1" w:themeTint="FF" w:themeShade="FF"/>
+          <w:sz w:val="24"/>
+          <w:szCs w:val="24"/>
+        </w:rPr>
+        <w:t xml:space="preserve"> </w:t>
+      </w:r>
+      <w:r>
+        <w:rPr>
+          <w:rStyle w:val="rynqvb"/>
+          <w:rFonts w:ascii="Arial" w:hAnsi="Arial" w:eastAsia="Arial" w:cs="Arial"/>
+          <w:color w:val="000000" w:themeColor="text1" w:themeTint="FF" w:themeShade="FF"/>
+          <w:sz w:val="24"/>
+          <w:szCs w:val="24"/>
+        </w:rPr>
+        <w:t>enkle</w:t>
+      </w:r>
+      <w:r>
+        <w:rPr>
+          <w:rStyle w:val="rynqvb"/>
+          <w:rFonts w:ascii="Arial" w:hAnsi="Arial" w:eastAsia="Arial" w:cs="Arial"/>
+          <w:color w:val="000000" w:themeColor="text1" w:themeTint="FF" w:themeShade="FF"/>
+          <w:sz w:val="24"/>
+          <w:szCs w:val="24"/>
+        </w:rPr>
+        <w:t xml:space="preserve"> </w:t>
+      </w:r>
+      <w:r>
+        <w:rPr>
+          <w:rStyle w:val="rynqvb"/>
+          <w:rFonts w:ascii="Arial" w:hAnsi="Arial" w:eastAsia="Arial" w:cs="Arial"/>
+          <w:color w:val="000000" w:themeColor="text1" w:themeTint="FF" w:themeShade="FF"/>
+          <w:sz w:val="24"/>
+          <w:szCs w:val="24"/>
+        </w:rPr>
+        <w:t>passord</w:t>
+      </w:r>
+      <w:r>
+        <w:rPr>
+          <w:rStyle w:val="rynqvb"/>
+          <w:rFonts w:ascii="Arial" w:hAnsi="Arial" w:eastAsia="Arial" w:cs="Arial"/>
+          <w:color w:val="000000" w:themeColor="text1" w:themeTint="FF" w:themeShade="FF"/>
+          <w:sz w:val="24"/>
+          <w:szCs w:val="24"/>
+        </w:rPr>
+        <w:t xml:space="preserve"> </w:t>
+      </w:r>
+      <w:r>
+        <w:rPr>
+          <w:rStyle w:val="rynqvb"/>
+          <w:rFonts w:ascii="Arial" w:hAnsi="Arial" w:eastAsia="Arial" w:cs="Arial"/>
+          <w:color w:val="000000" w:themeColor="text1" w:themeTint="FF" w:themeShade="FF"/>
+          <w:sz w:val="24"/>
+          <w:szCs w:val="24"/>
+        </w:rPr>
+        <w:t>fordi</w:t>
+      </w:r>
+      <w:r>
+        <w:rPr>
+          <w:rStyle w:val="rynqvb"/>
+          <w:rFonts w:ascii="Arial" w:hAnsi="Arial" w:eastAsia="Arial" w:cs="Arial"/>
+          <w:color w:val="000000" w:themeColor="text1" w:themeTint="FF" w:themeShade="FF"/>
+          <w:sz w:val="24"/>
+          <w:szCs w:val="24"/>
+        </w:rPr>
+        <w:t xml:space="preserve"> de er </w:t>
+      </w:r>
+      <w:r>
+        <w:rPr>
+          <w:rStyle w:val="rynqvb"/>
+          <w:rFonts w:ascii="Arial" w:hAnsi="Arial" w:eastAsia="Arial" w:cs="Arial"/>
+          <w:color w:val="000000" w:themeColor="text1" w:themeTint="FF" w:themeShade="FF"/>
+          <w:sz w:val="24"/>
+          <w:szCs w:val="24"/>
+        </w:rPr>
+        <w:t>lettere</w:t>
+      </w:r>
+      <w:r>
+        <w:rPr>
+          <w:rStyle w:val="rynqvb"/>
+          <w:rFonts w:ascii="Arial" w:hAnsi="Arial" w:eastAsia="Arial" w:cs="Arial"/>
+          <w:color w:val="000000" w:themeColor="text1" w:themeTint="FF" w:themeShade="FF"/>
+          <w:sz w:val="24"/>
+          <w:szCs w:val="24"/>
+        </w:rPr>
+        <w:t xml:space="preserve"> å </w:t>
+      </w:r>
+      <w:r>
+        <w:rPr>
+          <w:rStyle w:val="rynqvb"/>
+          <w:rFonts w:ascii="Arial" w:hAnsi="Arial" w:eastAsia="Arial" w:cs="Arial"/>
+          <w:color w:val="000000" w:themeColor="text1" w:themeTint="FF" w:themeShade="FF"/>
+          <w:sz w:val="24"/>
+          <w:szCs w:val="24"/>
+        </w:rPr>
+        <w:t>huske</w:t>
+      </w:r>
+      <w:r>
+        <w:rPr>
+          <w:rStyle w:val="rynqvb"/>
+          <w:rFonts w:ascii="Arial" w:hAnsi="Arial" w:eastAsia="Arial" w:cs="Arial"/>
+          <w:color w:val="000000" w:themeColor="text1" w:themeTint="FF" w:themeShade="FF"/>
+          <w:sz w:val="24"/>
+          <w:szCs w:val="24"/>
+        </w:rPr>
+        <w:t xml:space="preserve">. </w:t>
+      </w:r>
+      <w:r>
+        <w:rPr>
+          <w:rStyle w:val="rynqvb"/>
+          <w:rFonts w:ascii="Arial" w:hAnsi="Arial" w:eastAsia="Arial" w:cs="Arial"/>
+          <w:color w:val="000000" w:themeColor="text1" w:themeTint="FF" w:themeShade="FF"/>
+          <w:sz w:val="24"/>
+          <w:szCs w:val="24"/>
+        </w:rPr>
+        <w:t>Hvordan</w:t>
+      </w:r>
+      <w:r>
+        <w:rPr>
+          <w:rStyle w:val="rynqvb"/>
+          <w:rFonts w:ascii="Arial" w:hAnsi="Arial" w:eastAsia="Arial" w:cs="Arial"/>
+          <w:color w:val="000000" w:themeColor="text1" w:themeTint="FF" w:themeShade="FF"/>
+          <w:sz w:val="24"/>
+          <w:szCs w:val="24"/>
+        </w:rPr>
+        <w:t xml:space="preserve"> </w:t>
+      </w:r>
+      <w:r>
+        <w:rPr>
+          <w:rStyle w:val="rynqvb"/>
+          <w:rFonts w:ascii="Arial" w:hAnsi="Arial" w:eastAsia="Arial" w:cs="Arial"/>
+          <w:color w:val="000000" w:themeColor="text1" w:themeTint="FF" w:themeShade="FF"/>
+          <w:sz w:val="24"/>
+          <w:szCs w:val="24"/>
+        </w:rPr>
+        <w:t>kan</w:t>
+      </w:r>
+      <w:r>
+        <w:rPr>
+          <w:rStyle w:val="rynqvb"/>
+          <w:rFonts w:ascii="Arial" w:hAnsi="Arial" w:eastAsia="Arial" w:cs="Arial"/>
+          <w:color w:val="000000" w:themeColor="text1" w:themeTint="FF" w:themeShade="FF"/>
+          <w:sz w:val="24"/>
+          <w:szCs w:val="24"/>
+        </w:rPr>
+        <w:t xml:space="preserve"> </w:t>
+      </w:r>
+      <w:r>
+        <w:rPr>
+          <w:rStyle w:val="rynqvb"/>
+          <w:rFonts w:ascii="Arial" w:hAnsi="Arial" w:eastAsia="Arial" w:cs="Arial"/>
+          <w:color w:val="000000" w:themeColor="text1" w:themeTint="FF" w:themeShade="FF"/>
+          <w:sz w:val="24"/>
+          <w:szCs w:val="24"/>
+        </w:rPr>
+        <w:t>en</w:t>
+      </w:r>
+      <w:r>
+        <w:rPr>
+          <w:rStyle w:val="rynqvb"/>
+          <w:rFonts w:ascii="Arial" w:hAnsi="Arial" w:eastAsia="Arial" w:cs="Arial"/>
+          <w:color w:val="000000" w:themeColor="text1" w:themeTint="FF" w:themeShade="FF"/>
+          <w:sz w:val="24"/>
+          <w:szCs w:val="24"/>
+        </w:rPr>
+        <w:t xml:space="preserve"> </w:t>
       </w:r>
       <w:r>
         <w:rPr>
@@ -1031,7 +1965,7 @@
           <w:szCs w:val="24"/>
           <w:lang w:val="nb-NO"/>
         </w:rPr>
-        <w:t xml:space="preserve"> manager</w:t>
+        <w:t>behandler</w:t>
       </w:r>
       <w:r>
         <w:rPr>
@@ -1054,7 +1988,17 @@
           <w:sz w:val="24"/>
           <w:szCs w:val="24"/>
         </w:rPr>
-        <w:t xml:space="preserve">hjelpe? </w:t>
+        <w:t>hjelpe</w:t>
+      </w:r>
+      <w:r>
+        <w:rPr>
+          <w:rStyle w:val="rynqvb"/>
+          <w:rFonts w:ascii="Arial" w:hAnsi="Arial" w:eastAsia="Arial" w:cs="Arial"/>
+          <w:color w:val="000000" w:themeColor="text1" w:themeTint="FF" w:themeShade="FF"/>
+          <w:sz w:val="24"/>
+          <w:szCs w:val="24"/>
+        </w:rPr>
+        <w:t xml:space="preserve">? </w:t>
       </w:r>
     </w:p>
     <w:p>
@@ -1230,7 +2174,207 @@
           <w:sz w:val="24"/>
           <w:szCs w:val="24"/>
         </w:rPr>
-        <w:t xml:space="preserve">Problem: Noen deler passord med en venn fordi de er redde for å glemme dem. Hvordan kan en </w:t>
+        <w:t xml:space="preserve">Problem: Noen </w:t>
+      </w:r>
+      <w:r>
+        <w:rPr>
+          <w:rStyle w:val="rynqvb"/>
+          <w:rFonts w:ascii="Arial" w:hAnsi="Arial" w:eastAsia="Arial" w:cs="Arial"/>
+          <w:color w:val="000000" w:themeColor="text1" w:themeTint="FF" w:themeShade="FF"/>
+          <w:sz w:val="24"/>
+          <w:szCs w:val="24"/>
+        </w:rPr>
+        <w:t>deler</w:t>
+      </w:r>
+      <w:r>
+        <w:rPr>
+          <w:rStyle w:val="rynqvb"/>
+          <w:rFonts w:ascii="Arial" w:hAnsi="Arial" w:eastAsia="Arial" w:cs="Arial"/>
+          <w:color w:val="000000" w:themeColor="text1" w:themeTint="FF" w:themeShade="FF"/>
+          <w:sz w:val="24"/>
+          <w:szCs w:val="24"/>
+        </w:rPr>
+        <w:t xml:space="preserve"> </w:t>
+      </w:r>
+      <w:r>
+        <w:rPr>
+          <w:rStyle w:val="rynqvb"/>
+          <w:rFonts w:ascii="Arial" w:hAnsi="Arial" w:eastAsia="Arial" w:cs="Arial"/>
+          <w:color w:val="000000" w:themeColor="text1" w:themeTint="FF" w:themeShade="FF"/>
+          <w:sz w:val="24"/>
+          <w:szCs w:val="24"/>
+        </w:rPr>
+        <w:t>passord</w:t>
+      </w:r>
+      <w:r>
+        <w:rPr>
+          <w:rStyle w:val="rynqvb"/>
+          <w:rFonts w:ascii="Arial" w:hAnsi="Arial" w:eastAsia="Arial" w:cs="Arial"/>
+          <w:color w:val="000000" w:themeColor="text1" w:themeTint="FF" w:themeShade="FF"/>
+          <w:sz w:val="24"/>
+          <w:szCs w:val="24"/>
+        </w:rPr>
+        <w:t xml:space="preserve"> med </w:t>
+      </w:r>
+      <w:r>
+        <w:rPr>
+          <w:rStyle w:val="rynqvb"/>
+          <w:rFonts w:ascii="Arial" w:hAnsi="Arial" w:eastAsia="Arial" w:cs="Arial"/>
+          <w:color w:val="000000" w:themeColor="text1" w:themeTint="FF" w:themeShade="FF"/>
+          <w:sz w:val="24"/>
+          <w:szCs w:val="24"/>
+        </w:rPr>
+        <w:t>en</w:t>
+      </w:r>
+      <w:r>
+        <w:rPr>
+          <w:rStyle w:val="rynqvb"/>
+          <w:rFonts w:ascii="Arial" w:hAnsi="Arial" w:eastAsia="Arial" w:cs="Arial"/>
+          <w:color w:val="000000" w:themeColor="text1" w:themeTint="FF" w:themeShade="FF"/>
+          <w:sz w:val="24"/>
+          <w:szCs w:val="24"/>
+        </w:rPr>
+        <w:t xml:space="preserve"> </w:t>
+      </w:r>
+      <w:r>
+        <w:rPr>
+          <w:rStyle w:val="rynqvb"/>
+          <w:rFonts w:ascii="Arial" w:hAnsi="Arial" w:eastAsia="Arial" w:cs="Arial"/>
+          <w:color w:val="000000" w:themeColor="text1" w:themeTint="FF" w:themeShade="FF"/>
+          <w:sz w:val="24"/>
+          <w:szCs w:val="24"/>
+        </w:rPr>
+        <w:t>venn</w:t>
+      </w:r>
+      <w:r>
+        <w:rPr>
+          <w:rStyle w:val="rynqvb"/>
+          <w:rFonts w:ascii="Arial" w:hAnsi="Arial" w:eastAsia="Arial" w:cs="Arial"/>
+          <w:color w:val="000000" w:themeColor="text1" w:themeTint="FF" w:themeShade="FF"/>
+          <w:sz w:val="24"/>
+          <w:szCs w:val="24"/>
+        </w:rPr>
+        <w:t xml:space="preserve"> </w:t>
+      </w:r>
+      <w:r>
+        <w:rPr>
+          <w:rStyle w:val="rynqvb"/>
+          <w:rFonts w:ascii="Arial" w:hAnsi="Arial" w:eastAsia="Arial" w:cs="Arial"/>
+          <w:color w:val="000000" w:themeColor="text1" w:themeTint="FF" w:themeShade="FF"/>
+          <w:sz w:val="24"/>
+          <w:szCs w:val="24"/>
+        </w:rPr>
+        <w:t>fordi</w:t>
+      </w:r>
+      <w:r>
+        <w:rPr>
+          <w:rStyle w:val="rynqvb"/>
+          <w:rFonts w:ascii="Arial" w:hAnsi="Arial" w:eastAsia="Arial" w:cs="Arial"/>
+          <w:color w:val="000000" w:themeColor="text1" w:themeTint="FF" w:themeShade="FF"/>
+          <w:sz w:val="24"/>
+          <w:szCs w:val="24"/>
+        </w:rPr>
+        <w:t xml:space="preserve"> de er </w:t>
+      </w:r>
+      <w:r>
+        <w:rPr>
+          <w:rStyle w:val="rynqvb"/>
+          <w:rFonts w:ascii="Arial" w:hAnsi="Arial" w:eastAsia="Arial" w:cs="Arial"/>
+          <w:color w:val="000000" w:themeColor="text1" w:themeTint="FF" w:themeShade="FF"/>
+          <w:sz w:val="24"/>
+          <w:szCs w:val="24"/>
+        </w:rPr>
+        <w:t>redde</w:t>
+      </w:r>
+      <w:r>
+        <w:rPr>
+          <w:rStyle w:val="rynqvb"/>
+          <w:rFonts w:ascii="Arial" w:hAnsi="Arial" w:eastAsia="Arial" w:cs="Arial"/>
+          <w:color w:val="000000" w:themeColor="text1" w:themeTint="FF" w:themeShade="FF"/>
+          <w:sz w:val="24"/>
+          <w:szCs w:val="24"/>
+        </w:rPr>
+        <w:t xml:space="preserve"> for å </w:t>
+      </w:r>
+      <w:r>
+        <w:rPr>
+          <w:rStyle w:val="rynqvb"/>
+          <w:rFonts w:ascii="Arial" w:hAnsi="Arial" w:eastAsia="Arial" w:cs="Arial"/>
+          <w:color w:val="000000" w:themeColor="text1" w:themeTint="FF" w:themeShade="FF"/>
+          <w:sz w:val="24"/>
+          <w:szCs w:val="24"/>
+        </w:rPr>
+        <w:t>glemme</w:t>
+      </w:r>
+      <w:r>
+        <w:rPr>
+          <w:rStyle w:val="rynqvb"/>
+          <w:rFonts w:ascii="Arial" w:hAnsi="Arial" w:eastAsia="Arial" w:cs="Arial"/>
+          <w:color w:val="000000" w:themeColor="text1" w:themeTint="FF" w:themeShade="FF"/>
+          <w:sz w:val="24"/>
+          <w:szCs w:val="24"/>
+        </w:rPr>
+        <w:t xml:space="preserve"> dem. </w:t>
+      </w:r>
+      <w:r>
+        <w:rPr>
+          <w:rStyle w:val="rynqvb"/>
+          <w:rFonts w:ascii="Arial" w:hAnsi="Arial" w:eastAsia="Arial" w:cs="Arial"/>
+          <w:color w:val="000000" w:themeColor="text1" w:themeTint="FF" w:themeShade="FF"/>
+          <w:sz w:val="24"/>
+          <w:szCs w:val="24"/>
+        </w:rPr>
+        <w:t>Hvordan</w:t>
+      </w:r>
+      <w:r>
+        <w:rPr>
+          <w:rStyle w:val="rynqvb"/>
+          <w:rFonts w:ascii="Arial" w:hAnsi="Arial" w:eastAsia="Arial" w:cs="Arial"/>
+          <w:color w:val="000000" w:themeColor="text1" w:themeTint="FF" w:themeShade="FF"/>
+          <w:sz w:val="24"/>
+          <w:szCs w:val="24"/>
+        </w:rPr>
+        <w:t xml:space="preserve"> </w:t>
+      </w:r>
+      <w:r>
+        <w:rPr>
+          <w:rStyle w:val="rynqvb"/>
+          <w:rFonts w:ascii="Arial" w:hAnsi="Arial" w:eastAsia="Arial" w:cs="Arial"/>
+          <w:color w:val="000000" w:themeColor="text1" w:themeTint="FF" w:themeShade="FF"/>
+          <w:sz w:val="24"/>
+          <w:szCs w:val="24"/>
+        </w:rPr>
+        <w:t>kan</w:t>
+      </w:r>
+      <w:r>
+        <w:rPr>
+          <w:rStyle w:val="rynqvb"/>
+          <w:rFonts w:ascii="Arial" w:hAnsi="Arial" w:eastAsia="Arial" w:cs="Arial"/>
+          <w:color w:val="000000" w:themeColor="text1" w:themeTint="FF" w:themeShade="FF"/>
+          <w:sz w:val="24"/>
+          <w:szCs w:val="24"/>
+        </w:rPr>
+        <w:t xml:space="preserve"> </w:t>
+      </w:r>
+      <w:r>
+        <w:rPr>
+          <w:rStyle w:val="rynqvb"/>
+          <w:rFonts w:ascii="Arial" w:hAnsi="Arial" w:eastAsia="Arial" w:cs="Arial"/>
+          <w:color w:val="000000" w:themeColor="text1" w:themeTint="FF" w:themeShade="FF"/>
+          <w:sz w:val="24"/>
+          <w:szCs w:val="24"/>
+        </w:rPr>
+        <w:t>en</w:t>
+      </w:r>
+      <w:r>
+        <w:rPr>
+          <w:rStyle w:val="rynqvb"/>
+          <w:rFonts w:ascii="Arial" w:hAnsi="Arial" w:eastAsia="Arial" w:cs="Arial"/>
+          <w:color w:val="000000" w:themeColor="text1" w:themeTint="FF" w:themeShade="FF"/>
+          <w:sz w:val="24"/>
+          <w:szCs w:val="24"/>
+        </w:rPr>
+        <w:t xml:space="preserve"> </w:t>
       </w:r>
       <w:r>
         <w:rPr>
@@ -1252,7 +2396,7 @@
           <w:szCs w:val="24"/>
           <w:lang w:val="nb-NO"/>
         </w:rPr>
-        <w:t xml:space="preserve"> manager</w:t>
+        <w:t>behandler</w:t>
       </w:r>
       <w:r>
         <w:rPr>
@@ -1275,7 +2419,17 @@
           <w:sz w:val="24"/>
           <w:szCs w:val="24"/>
         </w:rPr>
-        <w:t xml:space="preserve">hjelpe? </w:t>
+        <w:t>hjelpe</w:t>
+      </w:r>
+      <w:r>
+        <w:rPr>
+          <w:rStyle w:val="rynqvb"/>
+          <w:rFonts w:ascii="Arial" w:hAnsi="Arial" w:eastAsia="Arial" w:cs="Arial"/>
+          <w:color w:val="000000" w:themeColor="text1" w:themeTint="FF" w:themeShade="FF"/>
+          <w:sz w:val="24"/>
+          <w:szCs w:val="24"/>
+        </w:rPr>
+        <w:t xml:space="preserve">? </w:t>
       </w:r>
     </w:p>
     <w:p>
@@ -1396,7 +2550,227 @@
           <w:sz w:val="24"/>
           <w:szCs w:val="24"/>
         </w:rPr>
-        <w:t xml:space="preserve">Problem: Noen logger seg inn på en delt enhet og bekymrer seg for å glemme å logge ut. Hvordan kan en </w:t>
+        <w:t xml:space="preserve">Problem: Noen logger seg inn </w:t>
+      </w:r>
+      <w:r>
+        <w:rPr>
+          <w:rStyle w:val="rynqvb"/>
+          <w:rFonts w:ascii="Arial" w:hAnsi="Arial" w:eastAsia="Arial" w:cs="Arial"/>
+          <w:color w:val="000000" w:themeColor="text1" w:themeTint="FF" w:themeShade="FF"/>
+          <w:sz w:val="24"/>
+          <w:szCs w:val="24"/>
+        </w:rPr>
+        <w:t>på</w:t>
+      </w:r>
+      <w:r>
+        <w:rPr>
+          <w:rStyle w:val="rynqvb"/>
+          <w:rFonts w:ascii="Arial" w:hAnsi="Arial" w:eastAsia="Arial" w:cs="Arial"/>
+          <w:color w:val="000000" w:themeColor="text1" w:themeTint="FF" w:themeShade="FF"/>
+          <w:sz w:val="24"/>
+          <w:szCs w:val="24"/>
+        </w:rPr>
+        <w:t xml:space="preserve"> </w:t>
+      </w:r>
+      <w:r>
+        <w:rPr>
+          <w:rStyle w:val="rynqvb"/>
+          <w:rFonts w:ascii="Arial" w:hAnsi="Arial" w:eastAsia="Arial" w:cs="Arial"/>
+          <w:color w:val="000000" w:themeColor="text1" w:themeTint="FF" w:themeShade="FF"/>
+          <w:sz w:val="24"/>
+          <w:szCs w:val="24"/>
+        </w:rPr>
+        <w:t>en</w:t>
+      </w:r>
+      <w:r>
+        <w:rPr>
+          <w:rStyle w:val="rynqvb"/>
+          <w:rFonts w:ascii="Arial" w:hAnsi="Arial" w:eastAsia="Arial" w:cs="Arial"/>
+          <w:color w:val="000000" w:themeColor="text1" w:themeTint="FF" w:themeShade="FF"/>
+          <w:sz w:val="24"/>
+          <w:szCs w:val="24"/>
+        </w:rPr>
+        <w:t xml:space="preserve"> delt </w:t>
+      </w:r>
+      <w:r>
+        <w:rPr>
+          <w:rStyle w:val="rynqvb"/>
+          <w:rFonts w:ascii="Arial" w:hAnsi="Arial" w:eastAsia="Arial" w:cs="Arial"/>
+          <w:color w:val="000000" w:themeColor="text1" w:themeTint="FF" w:themeShade="FF"/>
+          <w:sz w:val="24"/>
+          <w:szCs w:val="24"/>
+        </w:rPr>
+        <w:t>enhet</w:t>
+      </w:r>
+      <w:r>
+        <w:rPr>
+          <w:rStyle w:val="rynqvb"/>
+          <w:rFonts w:ascii="Arial" w:hAnsi="Arial" w:eastAsia="Arial" w:cs="Arial"/>
+          <w:color w:val="000000" w:themeColor="text1" w:themeTint="FF" w:themeShade="FF"/>
+          <w:sz w:val="24"/>
+          <w:szCs w:val="24"/>
+        </w:rPr>
+        <w:t xml:space="preserve"> </w:t>
+      </w:r>
+      <w:r>
+        <w:rPr>
+          <w:rStyle w:val="rynqvb"/>
+          <w:rFonts w:ascii="Arial" w:hAnsi="Arial" w:eastAsia="Arial" w:cs="Arial"/>
+          <w:color w:val="000000" w:themeColor="text1" w:themeTint="FF" w:themeShade="FF"/>
+          <w:sz w:val="24"/>
+          <w:szCs w:val="24"/>
+        </w:rPr>
+        <w:t>og</w:t>
+      </w:r>
+      <w:r>
+        <w:rPr>
+          <w:rStyle w:val="rynqvb"/>
+          <w:rFonts w:ascii="Arial" w:hAnsi="Arial" w:eastAsia="Arial" w:cs="Arial"/>
+          <w:color w:val="000000" w:themeColor="text1" w:themeTint="FF" w:themeShade="FF"/>
+          <w:sz w:val="24"/>
+          <w:szCs w:val="24"/>
+        </w:rPr>
+        <w:t xml:space="preserve"> </w:t>
+      </w:r>
+      <w:r>
+        <w:rPr>
+          <w:rStyle w:val="rynqvb"/>
+          <w:rFonts w:ascii="Arial" w:hAnsi="Arial" w:eastAsia="Arial" w:cs="Arial"/>
+          <w:color w:val="000000" w:themeColor="text1" w:themeTint="FF" w:themeShade="FF"/>
+          <w:sz w:val="24"/>
+          <w:szCs w:val="24"/>
+        </w:rPr>
+        <w:t>bekymrer</w:t>
+      </w:r>
+      <w:r>
+        <w:rPr>
+          <w:rStyle w:val="rynqvb"/>
+          <w:rFonts w:ascii="Arial" w:hAnsi="Arial" w:eastAsia="Arial" w:cs="Arial"/>
+          <w:color w:val="000000" w:themeColor="text1" w:themeTint="FF" w:themeShade="FF"/>
+          <w:sz w:val="24"/>
+          <w:szCs w:val="24"/>
+        </w:rPr>
+        <w:t xml:space="preserve"> seg for å </w:t>
+      </w:r>
+      <w:r>
+        <w:rPr>
+          <w:rStyle w:val="rynqvb"/>
+          <w:rFonts w:ascii="Arial" w:hAnsi="Arial" w:eastAsia="Arial" w:cs="Arial"/>
+          <w:color w:val="000000" w:themeColor="text1" w:themeTint="FF" w:themeShade="FF"/>
+          <w:sz w:val="24"/>
+          <w:szCs w:val="24"/>
+        </w:rPr>
+        <w:t>glemme</w:t>
+      </w:r>
+      <w:r>
+        <w:rPr>
+          <w:rStyle w:val="rynqvb"/>
+          <w:rFonts w:ascii="Arial" w:hAnsi="Arial" w:eastAsia="Arial" w:cs="Arial"/>
+          <w:color w:val="000000" w:themeColor="text1" w:themeTint="FF" w:themeShade="FF"/>
+          <w:sz w:val="24"/>
+          <w:szCs w:val="24"/>
+        </w:rPr>
+        <w:t xml:space="preserve"> å </w:t>
+      </w:r>
+      <w:r>
+        <w:rPr>
+          <w:rStyle w:val="rynqvb"/>
+          <w:rFonts w:ascii="Arial" w:hAnsi="Arial" w:eastAsia="Arial" w:cs="Arial"/>
+          <w:color w:val="000000" w:themeColor="text1" w:themeTint="FF" w:themeShade="FF"/>
+          <w:sz w:val="24"/>
+          <w:szCs w:val="24"/>
+        </w:rPr>
+        <w:t>logge</w:t>
+      </w:r>
+      <w:r>
+        <w:rPr>
+          <w:rStyle w:val="rynqvb"/>
+          <w:rFonts w:ascii="Arial" w:hAnsi="Arial" w:eastAsia="Arial" w:cs="Arial"/>
+          <w:color w:val="000000" w:themeColor="text1" w:themeTint="FF" w:themeShade="FF"/>
+          <w:sz w:val="24"/>
+          <w:szCs w:val="24"/>
+        </w:rPr>
+        <w:t xml:space="preserve"> </w:t>
+      </w:r>
+      <w:r>
+        <w:rPr>
+          <w:rStyle w:val="rynqvb"/>
+          <w:rFonts w:ascii="Arial" w:hAnsi="Arial" w:eastAsia="Arial" w:cs="Arial"/>
+          <w:color w:val="000000" w:themeColor="text1" w:themeTint="FF" w:themeShade="FF"/>
+          <w:sz w:val="24"/>
+          <w:szCs w:val="24"/>
+        </w:rPr>
+        <w:t>ut.</w:t>
+      </w:r>
+      <w:r>
+        <w:rPr>
+          <w:rStyle w:val="rynqvb"/>
+          <w:rFonts w:ascii="Arial" w:hAnsi="Arial" w:eastAsia="Arial" w:cs="Arial"/>
+          <w:color w:val="000000" w:themeColor="text1" w:themeTint="FF" w:themeShade="FF"/>
+          <w:sz w:val="24"/>
+          <w:szCs w:val="24"/>
+        </w:rPr>
+        <w:t xml:space="preserve"> </w:t>
+      </w:r>
+      <w:r>
+        <w:rPr>
+          <w:rStyle w:val="rynqvb"/>
+          <w:rFonts w:ascii="Arial" w:hAnsi="Arial" w:eastAsia="Arial" w:cs="Arial"/>
+          <w:color w:val="000000" w:themeColor="text1" w:themeTint="FF" w:themeShade="FF"/>
+          <w:sz w:val="24"/>
+          <w:szCs w:val="24"/>
+        </w:rPr>
+        <w:t>Hvordan</w:t>
+      </w:r>
+      <w:r>
+        <w:rPr>
+          <w:rStyle w:val="rynqvb"/>
+          <w:rFonts w:ascii="Arial" w:hAnsi="Arial" w:eastAsia="Arial" w:cs="Arial"/>
+          <w:color w:val="000000" w:themeColor="text1" w:themeTint="FF" w:themeShade="FF"/>
+          <w:sz w:val="24"/>
+          <w:szCs w:val="24"/>
+        </w:rPr>
+        <w:t xml:space="preserve"> </w:t>
+      </w:r>
+      <w:r>
+        <w:rPr>
+          <w:rStyle w:val="rynqvb"/>
+          <w:rFonts w:ascii="Arial" w:hAnsi="Arial" w:eastAsia="Arial" w:cs="Arial"/>
+          <w:color w:val="000000" w:themeColor="text1" w:themeTint="FF" w:themeShade="FF"/>
+          <w:sz w:val="24"/>
+          <w:szCs w:val="24"/>
+        </w:rPr>
+        <w:t>kan</w:t>
+      </w:r>
+      <w:r>
+        <w:rPr>
+          <w:rStyle w:val="rynqvb"/>
+          <w:rFonts w:ascii="Arial" w:hAnsi="Arial" w:eastAsia="Arial" w:cs="Arial"/>
+          <w:color w:val="000000" w:themeColor="text1" w:themeTint="FF" w:themeShade="FF"/>
+          <w:sz w:val="24"/>
+          <w:szCs w:val="24"/>
+        </w:rPr>
+        <w:t xml:space="preserve"> </w:t>
+      </w:r>
+      <w:r>
+        <w:rPr>
+          <w:rStyle w:val="rynqvb"/>
+          <w:rFonts w:ascii="Arial" w:hAnsi="Arial" w:eastAsia="Arial" w:cs="Arial"/>
+          <w:color w:val="000000" w:themeColor="text1" w:themeTint="FF" w:themeShade="FF"/>
+          <w:sz w:val="24"/>
+          <w:szCs w:val="24"/>
+        </w:rPr>
+        <w:t>en</w:t>
+      </w:r>
+      <w:r>
+        <w:rPr>
+          <w:rStyle w:val="rynqvb"/>
+          <w:rFonts w:ascii="Arial" w:hAnsi="Arial" w:eastAsia="Arial" w:cs="Arial"/>
+          <w:color w:val="000000" w:themeColor="text1" w:themeTint="FF" w:themeShade="FF"/>
+          <w:sz w:val="24"/>
+          <w:szCs w:val="24"/>
+        </w:rPr>
+        <w:t xml:space="preserve"> </w:t>
       </w:r>
       <w:r>
         <w:rPr>
@@ -1418,7 +2792,7 @@
           <w:szCs w:val="24"/>
           <w:lang w:val="nb-NO"/>
         </w:rPr>
-        <w:t xml:space="preserve"> manager</w:t>
+        <w:t>behandler</w:t>
       </w:r>
       <w:r>
         <w:rPr>
@@ -1441,7 +2815,17 @@
           <w:sz w:val="24"/>
           <w:szCs w:val="24"/>
         </w:rPr>
-        <w:t xml:space="preserve">hjelpe? </w:t>
+        <w:t>hjelpe</w:t>
+      </w:r>
+      <w:r>
+        <w:rPr>
+          <w:rStyle w:val="rynqvb"/>
+          <w:rFonts w:ascii="Arial" w:hAnsi="Arial" w:eastAsia="Arial" w:cs="Arial"/>
+          <w:color w:val="000000" w:themeColor="text1" w:themeTint="FF" w:themeShade="FF"/>
+          <w:sz w:val="24"/>
+          <w:szCs w:val="24"/>
+        </w:rPr>
+        <w:t xml:space="preserve">? </w:t>
       </w:r>
     </w:p>
     <w:p>
@@ -1620,7 +3004,187 @@
           <w:sz w:val="24"/>
           <w:szCs w:val="24"/>
         </w:rPr>
-        <w:t xml:space="preserve">Problem: Noen lager sterke passord, men klarer ikke å huske dem senere. Hvordan kan en </w:t>
+        <w:t xml:space="preserve">Problem: Noen lager </w:t>
+      </w:r>
+      <w:r>
+        <w:rPr>
+          <w:rStyle w:val="rynqvb"/>
+          <w:rFonts w:ascii="Arial" w:hAnsi="Arial" w:eastAsia="Arial" w:cs="Arial"/>
+          <w:color w:val="000000" w:themeColor="text1" w:themeTint="FF" w:themeShade="FF"/>
+          <w:sz w:val="24"/>
+          <w:szCs w:val="24"/>
+        </w:rPr>
+        <w:t>sterke</w:t>
+      </w:r>
+      <w:r>
+        <w:rPr>
+          <w:rStyle w:val="rynqvb"/>
+          <w:rFonts w:ascii="Arial" w:hAnsi="Arial" w:eastAsia="Arial" w:cs="Arial"/>
+          <w:color w:val="000000" w:themeColor="text1" w:themeTint="FF" w:themeShade="FF"/>
+          <w:sz w:val="24"/>
+          <w:szCs w:val="24"/>
+        </w:rPr>
+        <w:t xml:space="preserve"> </w:t>
+      </w:r>
+      <w:r>
+        <w:rPr>
+          <w:rStyle w:val="rynqvb"/>
+          <w:rFonts w:ascii="Arial" w:hAnsi="Arial" w:eastAsia="Arial" w:cs="Arial"/>
+          <w:color w:val="000000" w:themeColor="text1" w:themeTint="FF" w:themeShade="FF"/>
+          <w:sz w:val="24"/>
+          <w:szCs w:val="24"/>
+        </w:rPr>
+        <w:t>passord</w:t>
+      </w:r>
+      <w:r>
+        <w:rPr>
+          <w:rStyle w:val="rynqvb"/>
+          <w:rFonts w:ascii="Arial" w:hAnsi="Arial" w:eastAsia="Arial" w:cs="Arial"/>
+          <w:color w:val="000000" w:themeColor="text1" w:themeTint="FF" w:themeShade="FF"/>
+          <w:sz w:val="24"/>
+          <w:szCs w:val="24"/>
+        </w:rPr>
+        <w:t xml:space="preserve">, men </w:t>
+      </w:r>
+      <w:r>
+        <w:rPr>
+          <w:rStyle w:val="rynqvb"/>
+          <w:rFonts w:ascii="Arial" w:hAnsi="Arial" w:eastAsia="Arial" w:cs="Arial"/>
+          <w:color w:val="000000" w:themeColor="text1" w:themeTint="FF" w:themeShade="FF"/>
+          <w:sz w:val="24"/>
+          <w:szCs w:val="24"/>
+        </w:rPr>
+        <w:t>klarer</w:t>
+      </w:r>
+      <w:r>
+        <w:rPr>
+          <w:rStyle w:val="rynqvb"/>
+          <w:rFonts w:ascii="Arial" w:hAnsi="Arial" w:eastAsia="Arial" w:cs="Arial"/>
+          <w:color w:val="000000" w:themeColor="text1" w:themeTint="FF" w:themeShade="FF"/>
+          <w:sz w:val="24"/>
+          <w:szCs w:val="24"/>
+        </w:rPr>
+        <w:t xml:space="preserve"> </w:t>
+      </w:r>
+      <w:r>
+        <w:rPr>
+          <w:rStyle w:val="rynqvb"/>
+          <w:rFonts w:ascii="Arial" w:hAnsi="Arial" w:eastAsia="Arial" w:cs="Arial"/>
+          <w:color w:val="000000" w:themeColor="text1" w:themeTint="FF" w:themeShade="FF"/>
+          <w:sz w:val="24"/>
+          <w:szCs w:val="24"/>
+        </w:rPr>
+        <w:t>ikke</w:t>
+      </w:r>
+      <w:r>
+        <w:rPr>
+          <w:rStyle w:val="rynqvb"/>
+          <w:rFonts w:ascii="Arial" w:hAnsi="Arial" w:eastAsia="Arial" w:cs="Arial"/>
+          <w:color w:val="000000" w:themeColor="text1" w:themeTint="FF" w:themeShade="FF"/>
+          <w:sz w:val="24"/>
+          <w:szCs w:val="24"/>
+        </w:rPr>
+        <w:t xml:space="preserve"> å </w:t>
+      </w:r>
+      <w:r>
+        <w:rPr>
+          <w:rStyle w:val="rynqvb"/>
+          <w:rFonts w:ascii="Arial" w:hAnsi="Arial" w:eastAsia="Arial" w:cs="Arial"/>
+          <w:color w:val="000000" w:themeColor="text1" w:themeTint="FF" w:themeShade="FF"/>
+          <w:sz w:val="24"/>
+          <w:szCs w:val="24"/>
+        </w:rPr>
+        <w:t>huske</w:t>
+      </w:r>
+      <w:r>
+        <w:rPr>
+          <w:rStyle w:val="rynqvb"/>
+          <w:rFonts w:ascii="Arial" w:hAnsi="Arial" w:eastAsia="Arial" w:cs="Arial"/>
+          <w:color w:val="000000" w:themeColor="text1" w:themeTint="FF" w:themeShade="FF"/>
+          <w:sz w:val="24"/>
+          <w:szCs w:val="24"/>
+        </w:rPr>
+        <w:t xml:space="preserve"> dem </w:t>
+      </w:r>
+      <w:r>
+        <w:rPr>
+          <w:rStyle w:val="rynqvb"/>
+          <w:rFonts w:ascii="Arial" w:hAnsi="Arial" w:eastAsia="Arial" w:cs="Arial"/>
+          <w:color w:val="000000" w:themeColor="text1" w:themeTint="FF" w:themeShade="FF"/>
+          <w:sz w:val="24"/>
+          <w:szCs w:val="24"/>
+        </w:rPr>
+        <w:t>senere</w:t>
+      </w:r>
+      <w:r>
+        <w:rPr>
+          <w:rStyle w:val="rynqvb"/>
+          <w:rFonts w:ascii="Arial" w:hAnsi="Arial" w:eastAsia="Arial" w:cs="Arial"/>
+          <w:color w:val="000000" w:themeColor="text1" w:themeTint="FF" w:themeShade="FF"/>
+          <w:sz w:val="24"/>
+          <w:szCs w:val="24"/>
+        </w:rPr>
+        <w:t xml:space="preserve">. </w:t>
+      </w:r>
+      <w:r>
+        <w:rPr>
+          <w:rStyle w:val="rynqvb"/>
+          <w:rFonts w:ascii="Arial" w:hAnsi="Arial" w:eastAsia="Arial" w:cs="Arial"/>
+          <w:color w:val="000000" w:themeColor="text1" w:themeTint="FF" w:themeShade="FF"/>
+          <w:sz w:val="24"/>
+          <w:szCs w:val="24"/>
+        </w:rPr>
+        <w:t>Hvordan</w:t>
+      </w:r>
+      <w:r>
+        <w:rPr>
+          <w:rStyle w:val="rynqvb"/>
+          <w:rFonts w:ascii="Arial" w:hAnsi="Arial" w:eastAsia="Arial" w:cs="Arial"/>
+          <w:color w:val="000000" w:themeColor="text1" w:themeTint="FF" w:themeShade="FF"/>
+          <w:sz w:val="24"/>
+          <w:szCs w:val="24"/>
+        </w:rPr>
+        <w:t xml:space="preserve"> </w:t>
+      </w:r>
+      <w:r>
+        <w:rPr>
+          <w:rStyle w:val="rynqvb"/>
+          <w:rFonts w:ascii="Arial" w:hAnsi="Arial" w:eastAsia="Arial" w:cs="Arial"/>
+          <w:color w:val="000000" w:themeColor="text1" w:themeTint="FF" w:themeShade="FF"/>
+          <w:sz w:val="24"/>
+          <w:szCs w:val="24"/>
+        </w:rPr>
+        <w:t>kan</w:t>
+      </w:r>
+      <w:r>
+        <w:rPr>
+          <w:rStyle w:val="rynqvb"/>
+          <w:rFonts w:ascii="Arial" w:hAnsi="Arial" w:eastAsia="Arial" w:cs="Arial"/>
+          <w:color w:val="000000" w:themeColor="text1" w:themeTint="FF" w:themeShade="FF"/>
+          <w:sz w:val="24"/>
+          <w:szCs w:val="24"/>
+        </w:rPr>
+        <w:t xml:space="preserve"> </w:t>
+      </w:r>
+      <w:r>
+        <w:rPr>
+          <w:rStyle w:val="rynqvb"/>
+          <w:rFonts w:ascii="Arial" w:hAnsi="Arial" w:eastAsia="Arial" w:cs="Arial"/>
+          <w:color w:val="000000" w:themeColor="text1" w:themeTint="FF" w:themeShade="FF"/>
+          <w:sz w:val="24"/>
+          <w:szCs w:val="24"/>
+        </w:rPr>
+        <w:t>en</w:t>
+      </w:r>
+      <w:r>
+        <w:rPr>
+          <w:rStyle w:val="rynqvb"/>
+          <w:rFonts w:ascii="Arial" w:hAnsi="Arial" w:eastAsia="Arial" w:cs="Arial"/>
+          <w:color w:val="000000" w:themeColor="text1" w:themeTint="FF" w:themeShade="FF"/>
+          <w:sz w:val="24"/>
+          <w:szCs w:val="24"/>
+        </w:rPr>
+        <w:t xml:space="preserve"> </w:t>
       </w:r>
       <w:r>
         <w:rPr>
@@ -1642,7 +3206,7 @@
           <w:szCs w:val="24"/>
           <w:lang w:val="nb-NO"/>
         </w:rPr>
-        <w:t xml:space="preserve"> manager</w:t>
+        <w:t>behandler</w:t>
       </w:r>
       <w:r>
         <w:rPr>
@@ -1665,7 +3229,17 @@
           <w:sz w:val="24"/>
           <w:szCs w:val="24"/>
         </w:rPr>
-        <w:t xml:space="preserve">hjelpe? </w:t>
+        <w:t>hjelpe</w:t>
+      </w:r>
+      <w:r>
+        <w:rPr>
+          <w:rStyle w:val="rynqvb"/>
+          <w:rFonts w:ascii="Arial" w:hAnsi="Arial" w:eastAsia="Arial" w:cs="Arial"/>
+          <w:color w:val="000000" w:themeColor="text1" w:themeTint="FF" w:themeShade="FF"/>
+          <w:sz w:val="24"/>
+          <w:szCs w:val="24"/>
+        </w:rPr>
+        <w:t xml:space="preserve">? </w:t>
       </w:r>
     </w:p>
     <w:p>
@@ -1828,7 +3402,227 @@
           <w:sz w:val="24"/>
           <w:szCs w:val="24"/>
         </w:rPr>
-        <w:t xml:space="preserve">Problem: Noen oppbevarer passord på ulike steder (papir, notater, meldinger). Hvordan kan en </w:t>
+        <w:t xml:space="preserve">Problem: Noen </w:t>
+      </w:r>
+      <w:r>
+        <w:rPr>
+          <w:rStyle w:val="rynqvb"/>
+          <w:rFonts w:ascii="Arial" w:hAnsi="Arial" w:eastAsia="Arial" w:cs="Arial"/>
+          <w:color w:val="000000" w:themeColor="text1" w:themeTint="FF" w:themeShade="FF"/>
+          <w:sz w:val="24"/>
+          <w:szCs w:val="24"/>
+        </w:rPr>
+        <w:t>oppbevarer</w:t>
+      </w:r>
+      <w:r>
+        <w:rPr>
+          <w:rStyle w:val="rynqvb"/>
+          <w:rFonts w:ascii="Arial" w:hAnsi="Arial" w:eastAsia="Arial" w:cs="Arial"/>
+          <w:color w:val="000000" w:themeColor="text1" w:themeTint="FF" w:themeShade="FF"/>
+          <w:sz w:val="24"/>
+          <w:szCs w:val="24"/>
+        </w:rPr>
+        <w:t xml:space="preserve"> </w:t>
+      </w:r>
+      <w:r>
+        <w:rPr>
+          <w:rStyle w:val="rynqvb"/>
+          <w:rFonts w:ascii="Arial" w:hAnsi="Arial" w:eastAsia="Arial" w:cs="Arial"/>
+          <w:color w:val="000000" w:themeColor="text1" w:themeTint="FF" w:themeShade="FF"/>
+          <w:sz w:val="24"/>
+          <w:szCs w:val="24"/>
+        </w:rPr>
+        <w:t>passord</w:t>
+      </w:r>
+      <w:r>
+        <w:rPr>
+          <w:rStyle w:val="rynqvb"/>
+          <w:rFonts w:ascii="Arial" w:hAnsi="Arial" w:eastAsia="Arial" w:cs="Arial"/>
+          <w:color w:val="000000" w:themeColor="text1" w:themeTint="FF" w:themeShade="FF"/>
+          <w:sz w:val="24"/>
+          <w:szCs w:val="24"/>
+        </w:rPr>
+        <w:t xml:space="preserve"> </w:t>
+      </w:r>
+      <w:r>
+        <w:rPr>
+          <w:rStyle w:val="rynqvb"/>
+          <w:rFonts w:ascii="Arial" w:hAnsi="Arial" w:eastAsia="Arial" w:cs="Arial"/>
+          <w:color w:val="000000" w:themeColor="text1" w:themeTint="FF" w:themeShade="FF"/>
+          <w:sz w:val="24"/>
+          <w:szCs w:val="24"/>
+        </w:rPr>
+        <w:t>på</w:t>
+      </w:r>
+      <w:r>
+        <w:rPr>
+          <w:rStyle w:val="rynqvb"/>
+          <w:rFonts w:ascii="Arial" w:hAnsi="Arial" w:eastAsia="Arial" w:cs="Arial"/>
+          <w:color w:val="000000" w:themeColor="text1" w:themeTint="FF" w:themeShade="FF"/>
+          <w:sz w:val="24"/>
+          <w:szCs w:val="24"/>
+        </w:rPr>
+        <w:t xml:space="preserve"> </w:t>
+      </w:r>
+      <w:r>
+        <w:rPr>
+          <w:rStyle w:val="rynqvb"/>
+          <w:rFonts w:ascii="Arial" w:hAnsi="Arial" w:eastAsia="Arial" w:cs="Arial"/>
+          <w:color w:val="000000" w:themeColor="text1" w:themeTint="FF" w:themeShade="FF"/>
+          <w:sz w:val="24"/>
+          <w:szCs w:val="24"/>
+        </w:rPr>
+        <w:t>ulike</w:t>
+      </w:r>
+      <w:r>
+        <w:rPr>
+          <w:rStyle w:val="rynqvb"/>
+          <w:rFonts w:ascii="Arial" w:hAnsi="Arial" w:eastAsia="Arial" w:cs="Arial"/>
+          <w:color w:val="000000" w:themeColor="text1" w:themeTint="FF" w:themeShade="FF"/>
+          <w:sz w:val="24"/>
+          <w:szCs w:val="24"/>
+        </w:rPr>
+        <w:t xml:space="preserve"> </w:t>
+      </w:r>
+      <w:r>
+        <w:rPr>
+          <w:rStyle w:val="rynqvb"/>
+          <w:rFonts w:ascii="Arial" w:hAnsi="Arial" w:eastAsia="Arial" w:cs="Arial"/>
+          <w:color w:val="000000" w:themeColor="text1" w:themeTint="FF" w:themeShade="FF"/>
+          <w:sz w:val="24"/>
+          <w:szCs w:val="24"/>
+        </w:rPr>
+        <w:t>steder</w:t>
+      </w:r>
+      <w:r>
+        <w:rPr>
+          <w:rStyle w:val="rynqvb"/>
+          <w:rFonts w:ascii="Arial" w:hAnsi="Arial" w:eastAsia="Arial" w:cs="Arial"/>
+          <w:color w:val="000000" w:themeColor="text1" w:themeTint="FF" w:themeShade="FF"/>
+          <w:sz w:val="24"/>
+          <w:szCs w:val="24"/>
+        </w:rPr>
+        <w:t xml:space="preserve"> (</w:t>
+      </w:r>
+      <w:r>
+        <w:rPr>
+          <w:rStyle w:val="rynqvb"/>
+          <w:rFonts w:ascii="Arial" w:hAnsi="Arial" w:eastAsia="Arial" w:cs="Arial"/>
+          <w:color w:val="000000" w:themeColor="text1" w:themeTint="FF" w:themeShade="FF"/>
+          <w:sz w:val="24"/>
+          <w:szCs w:val="24"/>
+        </w:rPr>
+        <w:t>papir</w:t>
+      </w:r>
+      <w:r>
+        <w:rPr>
+          <w:rStyle w:val="rynqvb"/>
+          <w:rFonts w:ascii="Arial" w:hAnsi="Arial" w:eastAsia="Arial" w:cs="Arial"/>
+          <w:color w:val="000000" w:themeColor="text1" w:themeTint="FF" w:themeShade="FF"/>
+          <w:sz w:val="24"/>
+          <w:szCs w:val="24"/>
+        </w:rPr>
+        <w:t xml:space="preserve">, </w:t>
+      </w:r>
+      <w:r>
+        <w:rPr>
+          <w:rStyle w:val="rynqvb"/>
+          <w:rFonts w:ascii="Arial" w:hAnsi="Arial" w:eastAsia="Arial" w:cs="Arial"/>
+          <w:color w:val="000000" w:themeColor="text1" w:themeTint="FF" w:themeShade="FF"/>
+          <w:sz w:val="24"/>
+          <w:szCs w:val="24"/>
+        </w:rPr>
+        <w:t>notater</w:t>
+      </w:r>
+      <w:r>
+        <w:rPr>
+          <w:rStyle w:val="rynqvb"/>
+          <w:rFonts w:ascii="Arial" w:hAnsi="Arial" w:eastAsia="Arial" w:cs="Arial"/>
+          <w:color w:val="000000" w:themeColor="text1" w:themeTint="FF" w:themeShade="FF"/>
+          <w:sz w:val="24"/>
+          <w:szCs w:val="24"/>
+        </w:rPr>
+        <w:t xml:space="preserve">, </w:t>
+      </w:r>
+      <w:r>
+        <w:rPr>
+          <w:rStyle w:val="rynqvb"/>
+          <w:rFonts w:ascii="Arial" w:hAnsi="Arial" w:eastAsia="Arial" w:cs="Arial"/>
+          <w:color w:val="000000" w:themeColor="text1" w:themeTint="FF" w:themeShade="FF"/>
+          <w:sz w:val="24"/>
+          <w:szCs w:val="24"/>
+        </w:rPr>
+        <w:t>meldinger</w:t>
+      </w:r>
+      <w:r>
+        <w:rPr>
+          <w:rStyle w:val="rynqvb"/>
+          <w:rFonts w:ascii="Arial" w:hAnsi="Arial" w:eastAsia="Arial" w:cs="Arial"/>
+          <w:color w:val="000000" w:themeColor="text1" w:themeTint="FF" w:themeShade="FF"/>
+          <w:sz w:val="24"/>
+          <w:szCs w:val="24"/>
+        </w:rPr>
+        <w:t xml:space="preserve">). </w:t>
+      </w:r>
+      <w:r>
+        <w:rPr>
+          <w:rStyle w:val="rynqvb"/>
+          <w:rFonts w:ascii="Arial" w:hAnsi="Arial" w:eastAsia="Arial" w:cs="Arial"/>
+          <w:color w:val="000000" w:themeColor="text1" w:themeTint="FF" w:themeShade="FF"/>
+          <w:sz w:val="24"/>
+          <w:szCs w:val="24"/>
+        </w:rPr>
+        <w:t>Hvordan</w:t>
+      </w:r>
+      <w:r>
+        <w:rPr>
+          <w:rStyle w:val="rynqvb"/>
+          <w:rFonts w:ascii="Arial" w:hAnsi="Arial" w:eastAsia="Arial" w:cs="Arial"/>
+          <w:color w:val="000000" w:themeColor="text1" w:themeTint="FF" w:themeShade="FF"/>
+          <w:sz w:val="24"/>
+          <w:szCs w:val="24"/>
+        </w:rPr>
+        <w:t xml:space="preserve"> </w:t>
+      </w:r>
+      <w:r>
+        <w:rPr>
+          <w:rStyle w:val="rynqvb"/>
+          <w:rFonts w:ascii="Arial" w:hAnsi="Arial" w:eastAsia="Arial" w:cs="Arial"/>
+          <w:color w:val="000000" w:themeColor="text1" w:themeTint="FF" w:themeShade="FF"/>
+          <w:sz w:val="24"/>
+          <w:szCs w:val="24"/>
+        </w:rPr>
+        <w:t>kan</w:t>
+      </w:r>
+      <w:r>
+        <w:rPr>
+          <w:rStyle w:val="rynqvb"/>
+          <w:rFonts w:ascii="Arial" w:hAnsi="Arial" w:eastAsia="Arial" w:cs="Arial"/>
+          <w:color w:val="000000" w:themeColor="text1" w:themeTint="FF" w:themeShade="FF"/>
+          <w:sz w:val="24"/>
+          <w:szCs w:val="24"/>
+        </w:rPr>
+        <w:t xml:space="preserve"> </w:t>
+      </w:r>
+      <w:r>
+        <w:rPr>
+          <w:rStyle w:val="rynqvb"/>
+          <w:rFonts w:ascii="Arial" w:hAnsi="Arial" w:eastAsia="Arial" w:cs="Arial"/>
+          <w:color w:val="000000" w:themeColor="text1" w:themeTint="FF" w:themeShade="FF"/>
+          <w:sz w:val="24"/>
+          <w:szCs w:val="24"/>
+        </w:rPr>
+        <w:t>en</w:t>
+      </w:r>
+      <w:r>
+        <w:rPr>
+          <w:rStyle w:val="rynqvb"/>
+          <w:rFonts w:ascii="Arial" w:hAnsi="Arial" w:eastAsia="Arial" w:cs="Arial"/>
+          <w:color w:val="000000" w:themeColor="text1" w:themeTint="FF" w:themeShade="FF"/>
+          <w:sz w:val="24"/>
+          <w:szCs w:val="24"/>
+        </w:rPr>
+        <w:t xml:space="preserve"> </w:t>
       </w:r>
       <w:r>
         <w:rPr>
@@ -1850,7 +3644,7 @@
           <w:szCs w:val="24"/>
           <w:lang w:val="nb-NO"/>
         </w:rPr>
-        <w:t xml:space="preserve"> manager</w:t>
+        <w:t>behandler</w:t>
       </w:r>
       <w:r>
         <w:rPr>
@@ -1873,7 +3667,17 @@
           <w:sz w:val="24"/>
           <w:szCs w:val="24"/>
         </w:rPr>
-        <w:t xml:space="preserve">hjelpe? </w:t>
+        <w:t>hjelpe</w:t>
+      </w:r>
+      <w:r>
+        <w:rPr>
+          <w:rStyle w:val="rynqvb"/>
+          <w:rFonts w:ascii="Arial" w:hAnsi="Arial" w:eastAsia="Arial" w:cs="Arial"/>
+          <w:color w:val="000000" w:themeColor="text1" w:themeTint="FF" w:themeShade="FF"/>
+          <w:sz w:val="24"/>
+          <w:szCs w:val="24"/>
+        </w:rPr>
+        <w:t xml:space="preserve">? </w:t>
       </w:r>
     </w:p>
     <w:p>
@@ -1978,7 +3782,227 @@
           <w:sz w:val="24"/>
           <w:szCs w:val="24"/>
         </w:rPr>
-        <w:t xml:space="preserve">Problem: Noen ønsker å bruke sterke passord, men er usikre på om de er sikre nok. Hvordan kan en </w:t>
+        <w:t xml:space="preserve">Problem: Noen </w:t>
+      </w:r>
+      <w:r>
+        <w:rPr>
+          <w:rStyle w:val="rynqvb"/>
+          <w:rFonts w:ascii="Arial" w:hAnsi="Arial" w:eastAsia="Arial" w:cs="Arial"/>
+          <w:color w:val="000000" w:themeColor="text1" w:themeTint="FF" w:themeShade="FF"/>
+          <w:sz w:val="24"/>
+          <w:szCs w:val="24"/>
+        </w:rPr>
+        <w:t>ønsker</w:t>
+      </w:r>
+      <w:r>
+        <w:rPr>
+          <w:rStyle w:val="rynqvb"/>
+          <w:rFonts w:ascii="Arial" w:hAnsi="Arial" w:eastAsia="Arial" w:cs="Arial"/>
+          <w:color w:val="000000" w:themeColor="text1" w:themeTint="FF" w:themeShade="FF"/>
+          <w:sz w:val="24"/>
+          <w:szCs w:val="24"/>
+        </w:rPr>
+        <w:t xml:space="preserve"> å </w:t>
+      </w:r>
+      <w:r>
+        <w:rPr>
+          <w:rStyle w:val="rynqvb"/>
+          <w:rFonts w:ascii="Arial" w:hAnsi="Arial" w:eastAsia="Arial" w:cs="Arial"/>
+          <w:color w:val="000000" w:themeColor="text1" w:themeTint="FF" w:themeShade="FF"/>
+          <w:sz w:val="24"/>
+          <w:szCs w:val="24"/>
+        </w:rPr>
+        <w:t>bruke</w:t>
+      </w:r>
+      <w:r>
+        <w:rPr>
+          <w:rStyle w:val="rynqvb"/>
+          <w:rFonts w:ascii="Arial" w:hAnsi="Arial" w:eastAsia="Arial" w:cs="Arial"/>
+          <w:color w:val="000000" w:themeColor="text1" w:themeTint="FF" w:themeShade="FF"/>
+          <w:sz w:val="24"/>
+          <w:szCs w:val="24"/>
+        </w:rPr>
+        <w:t xml:space="preserve"> </w:t>
+      </w:r>
+      <w:r>
+        <w:rPr>
+          <w:rStyle w:val="rynqvb"/>
+          <w:rFonts w:ascii="Arial" w:hAnsi="Arial" w:eastAsia="Arial" w:cs="Arial"/>
+          <w:color w:val="000000" w:themeColor="text1" w:themeTint="FF" w:themeShade="FF"/>
+          <w:sz w:val="24"/>
+          <w:szCs w:val="24"/>
+        </w:rPr>
+        <w:t>sterke</w:t>
+      </w:r>
+      <w:r>
+        <w:rPr>
+          <w:rStyle w:val="rynqvb"/>
+          <w:rFonts w:ascii="Arial" w:hAnsi="Arial" w:eastAsia="Arial" w:cs="Arial"/>
+          <w:color w:val="000000" w:themeColor="text1" w:themeTint="FF" w:themeShade="FF"/>
+          <w:sz w:val="24"/>
+          <w:szCs w:val="24"/>
+        </w:rPr>
+        <w:t xml:space="preserve"> </w:t>
+      </w:r>
+      <w:r>
+        <w:rPr>
+          <w:rStyle w:val="rynqvb"/>
+          <w:rFonts w:ascii="Arial" w:hAnsi="Arial" w:eastAsia="Arial" w:cs="Arial"/>
+          <w:color w:val="000000" w:themeColor="text1" w:themeTint="FF" w:themeShade="FF"/>
+          <w:sz w:val="24"/>
+          <w:szCs w:val="24"/>
+        </w:rPr>
+        <w:t>passord</w:t>
+      </w:r>
+      <w:r>
+        <w:rPr>
+          <w:rStyle w:val="rynqvb"/>
+          <w:rFonts w:ascii="Arial" w:hAnsi="Arial" w:eastAsia="Arial" w:cs="Arial"/>
+          <w:color w:val="000000" w:themeColor="text1" w:themeTint="FF" w:themeShade="FF"/>
+          <w:sz w:val="24"/>
+          <w:szCs w:val="24"/>
+        </w:rPr>
+        <w:t xml:space="preserve">, men er </w:t>
+      </w:r>
+      <w:r>
+        <w:rPr>
+          <w:rStyle w:val="rynqvb"/>
+          <w:rFonts w:ascii="Arial" w:hAnsi="Arial" w:eastAsia="Arial" w:cs="Arial"/>
+          <w:color w:val="000000" w:themeColor="text1" w:themeTint="FF" w:themeShade="FF"/>
+          <w:sz w:val="24"/>
+          <w:szCs w:val="24"/>
+        </w:rPr>
+        <w:t>usikre</w:t>
+      </w:r>
+      <w:r>
+        <w:rPr>
+          <w:rStyle w:val="rynqvb"/>
+          <w:rFonts w:ascii="Arial" w:hAnsi="Arial" w:eastAsia="Arial" w:cs="Arial"/>
+          <w:color w:val="000000" w:themeColor="text1" w:themeTint="FF" w:themeShade="FF"/>
+          <w:sz w:val="24"/>
+          <w:szCs w:val="24"/>
+        </w:rPr>
+        <w:t xml:space="preserve"> </w:t>
+      </w:r>
+      <w:r>
+        <w:rPr>
+          <w:rStyle w:val="rynqvb"/>
+          <w:rFonts w:ascii="Arial" w:hAnsi="Arial" w:eastAsia="Arial" w:cs="Arial"/>
+          <w:color w:val="000000" w:themeColor="text1" w:themeTint="FF" w:themeShade="FF"/>
+          <w:sz w:val="24"/>
+          <w:szCs w:val="24"/>
+        </w:rPr>
+        <w:t>på</w:t>
+      </w:r>
+      <w:r>
+        <w:rPr>
+          <w:rStyle w:val="rynqvb"/>
+          <w:rFonts w:ascii="Arial" w:hAnsi="Arial" w:eastAsia="Arial" w:cs="Arial"/>
+          <w:color w:val="000000" w:themeColor="text1" w:themeTint="FF" w:themeShade="FF"/>
+          <w:sz w:val="24"/>
+          <w:szCs w:val="24"/>
+        </w:rPr>
+        <w:t xml:space="preserve"> om de er </w:t>
+      </w:r>
+      <w:r>
+        <w:rPr>
+          <w:rStyle w:val="rynqvb"/>
+          <w:rFonts w:ascii="Arial" w:hAnsi="Arial" w:eastAsia="Arial" w:cs="Arial"/>
+          <w:color w:val="000000" w:themeColor="text1" w:themeTint="FF" w:themeShade="FF"/>
+          <w:sz w:val="24"/>
+          <w:szCs w:val="24"/>
+        </w:rPr>
+        <w:t>sikre</w:t>
+      </w:r>
+      <w:r>
+        <w:rPr>
+          <w:rStyle w:val="rynqvb"/>
+          <w:rFonts w:ascii="Arial" w:hAnsi="Arial" w:eastAsia="Arial" w:cs="Arial"/>
+          <w:color w:val="000000" w:themeColor="text1" w:themeTint="FF" w:themeShade="FF"/>
+          <w:sz w:val="24"/>
+          <w:szCs w:val="24"/>
+        </w:rPr>
+        <w:t xml:space="preserve"> </w:t>
+      </w:r>
+      <w:r>
+        <w:rPr>
+          <w:rStyle w:val="rynqvb"/>
+          <w:rFonts w:ascii="Arial" w:hAnsi="Arial" w:eastAsia="Arial" w:cs="Arial"/>
+          <w:color w:val="000000" w:themeColor="text1" w:themeTint="FF" w:themeShade="FF"/>
+          <w:sz w:val="24"/>
+          <w:szCs w:val="24"/>
+        </w:rPr>
+        <w:t>nok</w:t>
+      </w:r>
+      <w:r>
+        <w:rPr>
+          <w:rStyle w:val="rynqvb"/>
+          <w:rFonts w:ascii="Arial" w:hAnsi="Arial" w:eastAsia="Arial" w:cs="Arial"/>
+          <w:color w:val="000000" w:themeColor="text1" w:themeTint="FF" w:themeShade="FF"/>
+          <w:sz w:val="24"/>
+          <w:szCs w:val="24"/>
+        </w:rPr>
+        <w:t xml:space="preserve">. </w:t>
+      </w:r>
+      <w:r>
+        <w:rPr>
+          <w:rStyle w:val="rynqvb"/>
+          <w:rFonts w:ascii="Arial" w:hAnsi="Arial" w:eastAsia="Arial" w:cs="Arial"/>
+          <w:color w:val="000000" w:themeColor="text1" w:themeTint="FF" w:themeShade="FF"/>
+          <w:sz w:val="24"/>
+          <w:szCs w:val="24"/>
+        </w:rPr>
+        <w:t>Hvordan</w:t>
+      </w:r>
+      <w:r>
+        <w:rPr>
+          <w:rStyle w:val="rynqvb"/>
+          <w:rFonts w:ascii="Arial" w:hAnsi="Arial" w:eastAsia="Arial" w:cs="Arial"/>
+          <w:color w:val="000000" w:themeColor="text1" w:themeTint="FF" w:themeShade="FF"/>
+          <w:sz w:val="24"/>
+          <w:szCs w:val="24"/>
+        </w:rPr>
+        <w:t xml:space="preserve"> </w:t>
+      </w:r>
+      <w:r>
+        <w:rPr>
+          <w:rStyle w:val="rynqvb"/>
+          <w:rFonts w:ascii="Arial" w:hAnsi="Arial" w:eastAsia="Arial" w:cs="Arial"/>
+          <w:color w:val="000000" w:themeColor="text1" w:themeTint="FF" w:themeShade="FF"/>
+          <w:sz w:val="24"/>
+          <w:szCs w:val="24"/>
+        </w:rPr>
+        <w:t>kan</w:t>
+      </w:r>
+      <w:r>
+        <w:rPr>
+          <w:rStyle w:val="rynqvb"/>
+          <w:rFonts w:ascii="Arial" w:hAnsi="Arial" w:eastAsia="Arial" w:cs="Arial"/>
+          <w:color w:val="000000" w:themeColor="text1" w:themeTint="FF" w:themeShade="FF"/>
+          <w:sz w:val="24"/>
+          <w:szCs w:val="24"/>
+        </w:rPr>
+        <w:t xml:space="preserve"> </w:t>
+      </w:r>
+      <w:r>
+        <w:rPr>
+          <w:rStyle w:val="rynqvb"/>
+          <w:rFonts w:ascii="Arial" w:hAnsi="Arial" w:eastAsia="Arial" w:cs="Arial"/>
+          <w:color w:val="000000" w:themeColor="text1" w:themeTint="FF" w:themeShade="FF"/>
+          <w:sz w:val="24"/>
+          <w:szCs w:val="24"/>
+        </w:rPr>
+        <w:t>en</w:t>
+      </w:r>
+      <w:r>
+        <w:rPr>
+          <w:rStyle w:val="rynqvb"/>
+          <w:rFonts w:ascii="Arial" w:hAnsi="Arial" w:eastAsia="Arial" w:cs="Arial"/>
+          <w:color w:val="000000" w:themeColor="text1" w:themeTint="FF" w:themeShade="FF"/>
+          <w:sz w:val="24"/>
+          <w:szCs w:val="24"/>
+        </w:rPr>
+        <w:t xml:space="preserve"> </w:t>
       </w:r>
       <w:r>
         <w:rPr>
@@ -2000,7 +4024,7 @@
           <w:szCs w:val="24"/>
           <w:lang w:val="nb-NO"/>
         </w:rPr>
-        <w:t xml:space="preserve"> manager</w:t>
+        <w:t>behandler</w:t>
       </w:r>
       <w:r>
         <w:rPr>
@@ -2023,7 +4047,17 @@
           <w:sz w:val="24"/>
           <w:szCs w:val="24"/>
         </w:rPr>
-        <w:t xml:space="preserve">hjelpe? </w:t>
+        <w:t>hjelpe</w:t>
+      </w:r>
+      <w:r>
+        <w:rPr>
+          <w:rStyle w:val="rynqvb"/>
+          <w:rFonts w:ascii="Arial" w:hAnsi="Arial" w:eastAsia="Arial" w:cs="Arial"/>
+          <w:color w:val="000000" w:themeColor="text1" w:themeTint="FF" w:themeShade="FF"/>
+          <w:sz w:val="24"/>
+          <w:szCs w:val="24"/>
+        </w:rPr>
+        <w:t xml:space="preserve">? </w:t>
       </w:r>
     </w:p>
     <w:p>
@@ -2469,7 +4503,7 @@
           <w:szCs w:val="24"/>
           <w:lang w:val="nb-NO"/>
         </w:rPr>
-        <w:t xml:space="preserve"> manager</w:t>
+        <w:t>behandler</w:t>
       </w:r>
       <w:r>
         <w:rPr>
@@ -2492,7 +4526,117 @@
           <w:sz w:val="24"/>
           <w:szCs w:val="24"/>
         </w:rPr>
-        <w:t>er til hjelp i denne situasjonen fordi</w:t>
+        <w:t xml:space="preserve">er </w:t>
+      </w:r>
+      <w:r>
+        <w:rPr>
+          <w:rStyle w:val="rynqvb"/>
+          <w:rFonts w:ascii="Arial" w:hAnsi="Arial" w:eastAsia="Arial" w:cs="Arial"/>
+          <w:color w:val="000000" w:themeColor="text1" w:themeTint="FF" w:themeShade="FF"/>
+          <w:sz w:val="24"/>
+          <w:szCs w:val="24"/>
+        </w:rPr>
+        <w:t>til</w:t>
+      </w:r>
+      <w:r>
+        <w:rPr>
+          <w:rStyle w:val="rynqvb"/>
+          <w:rFonts w:ascii="Arial" w:hAnsi="Arial" w:eastAsia="Arial" w:cs="Arial"/>
+          <w:color w:val="000000" w:themeColor="text1" w:themeTint="FF" w:themeShade="FF"/>
+          <w:sz w:val="24"/>
+          <w:szCs w:val="24"/>
+        </w:rPr>
+        <w:t xml:space="preserve"> </w:t>
+      </w:r>
+      <w:r>
+        <w:rPr>
+          <w:rStyle w:val="rynqvb"/>
+          <w:rFonts w:ascii="Arial" w:hAnsi="Arial" w:eastAsia="Arial" w:cs="Arial"/>
+          <w:color w:val="000000" w:themeColor="text1" w:themeTint="FF" w:themeShade="FF"/>
+          <w:sz w:val="24"/>
+          <w:szCs w:val="24"/>
+        </w:rPr>
+        <w:t>hjelp</w:t>
+      </w:r>
+      <w:r>
+        <w:rPr>
+          <w:rStyle w:val="rynqvb"/>
+          <w:rFonts w:ascii="Arial" w:hAnsi="Arial" w:eastAsia="Arial" w:cs="Arial"/>
+          <w:color w:val="000000" w:themeColor="text1" w:themeTint="FF" w:themeShade="FF"/>
+          <w:sz w:val="24"/>
+          <w:szCs w:val="24"/>
+        </w:rPr>
+        <w:t xml:space="preserve"> </w:t>
+      </w:r>
+      <w:r>
+        <w:rPr>
+          <w:rStyle w:val="rynqvb"/>
+          <w:rFonts w:ascii="Arial" w:hAnsi="Arial" w:eastAsia="Arial" w:cs="Arial"/>
+          <w:color w:val="000000" w:themeColor="text1" w:themeTint="FF" w:themeShade="FF"/>
+          <w:sz w:val="24"/>
+          <w:szCs w:val="24"/>
+        </w:rPr>
+        <w:t>i</w:t>
+      </w:r>
+      <w:r>
+        <w:rPr>
+          <w:rStyle w:val="rynqvb"/>
+          <w:rFonts w:ascii="Arial" w:hAnsi="Arial" w:eastAsia="Arial" w:cs="Arial"/>
+          <w:color w:val="000000" w:themeColor="text1" w:themeTint="FF" w:themeShade="FF"/>
+          <w:sz w:val="24"/>
+          <w:szCs w:val="24"/>
+        </w:rPr>
+        <w:t xml:space="preserve"> </w:t>
+      </w:r>
+      <w:r>
+        <w:rPr>
+          <w:rStyle w:val="rynqvb"/>
+          <w:rFonts w:ascii="Arial" w:hAnsi="Arial" w:eastAsia="Arial" w:cs="Arial"/>
+          <w:color w:val="000000" w:themeColor="text1" w:themeTint="FF" w:themeShade="FF"/>
+          <w:sz w:val="24"/>
+          <w:szCs w:val="24"/>
+        </w:rPr>
+        <w:t>denne</w:t>
+      </w:r>
+      <w:r>
+        <w:rPr>
+          <w:rStyle w:val="rynqvb"/>
+          <w:rFonts w:ascii="Arial" w:hAnsi="Arial" w:eastAsia="Arial" w:cs="Arial"/>
+          <w:color w:val="000000" w:themeColor="text1" w:themeTint="FF" w:themeShade="FF"/>
+          <w:sz w:val="24"/>
+          <w:szCs w:val="24"/>
+        </w:rPr>
+        <w:t xml:space="preserve"> </w:t>
+      </w:r>
+      <w:r>
+        <w:rPr>
+          <w:rStyle w:val="rynqvb"/>
+          <w:rFonts w:ascii="Arial" w:hAnsi="Arial" w:eastAsia="Arial" w:cs="Arial"/>
+          <w:color w:val="000000" w:themeColor="text1" w:themeTint="FF" w:themeShade="FF"/>
+          <w:sz w:val="24"/>
+          <w:szCs w:val="24"/>
+        </w:rPr>
+        <w:t>situasjonen</w:t>
+      </w:r>
+      <w:r>
+        <w:rPr>
+          <w:rStyle w:val="rynqvb"/>
+          <w:rFonts w:ascii="Arial" w:hAnsi="Arial" w:eastAsia="Arial" w:cs="Arial"/>
+          <w:color w:val="000000" w:themeColor="text1" w:themeTint="FF" w:themeShade="FF"/>
+          <w:sz w:val="24"/>
+          <w:szCs w:val="24"/>
+        </w:rPr>
+        <w:t xml:space="preserve"> </w:t>
+      </w:r>
+      <w:r>
+        <w:rPr>
+          <w:rStyle w:val="rynqvb"/>
+          <w:rFonts w:ascii="Arial" w:hAnsi="Arial" w:eastAsia="Arial" w:cs="Arial"/>
+          <w:color w:val="000000" w:themeColor="text1" w:themeTint="FF" w:themeShade="FF"/>
+          <w:sz w:val="24"/>
+          <w:szCs w:val="24"/>
+        </w:rPr>
+        <w:t>fordi</w:t>
       </w:r>
       <w:r>
         <w:rPr>
@@ -2604,7 +4748,107 @@
           <w:sz w:val="24"/>
           <w:szCs w:val="24"/>
         </w:rPr>
-        <w:t xml:space="preserve">Skriv eller tegn én grunn til at </w:t>
+        <w:t xml:space="preserve">Skriv </w:t>
+      </w:r>
+      <w:r>
+        <w:rPr>
+          <w:rStyle w:val="rynqvb"/>
+          <w:rFonts w:ascii="Arial" w:hAnsi="Arial" w:eastAsia="Arial" w:cs="Arial"/>
+          <w:color w:val="000000" w:themeColor="text1" w:themeTint="FF" w:themeShade="FF"/>
+          <w:sz w:val="24"/>
+          <w:szCs w:val="24"/>
+        </w:rPr>
+        <w:t>eller</w:t>
+      </w:r>
+      <w:r>
+        <w:rPr>
+          <w:rStyle w:val="rynqvb"/>
+          <w:rFonts w:ascii="Arial" w:hAnsi="Arial" w:eastAsia="Arial" w:cs="Arial"/>
+          <w:color w:val="000000" w:themeColor="text1" w:themeTint="FF" w:themeShade="FF"/>
+          <w:sz w:val="24"/>
+          <w:szCs w:val="24"/>
+        </w:rPr>
+        <w:t xml:space="preserve"> </w:t>
+      </w:r>
+      <w:r>
+        <w:rPr>
+          <w:rStyle w:val="rynqvb"/>
+          <w:rFonts w:ascii="Arial" w:hAnsi="Arial" w:eastAsia="Arial" w:cs="Arial"/>
+          <w:color w:val="000000" w:themeColor="text1" w:themeTint="FF" w:themeShade="FF"/>
+          <w:sz w:val="24"/>
+          <w:szCs w:val="24"/>
+        </w:rPr>
+        <w:t>tegn</w:t>
+      </w:r>
+      <w:r>
+        <w:rPr>
+          <w:rStyle w:val="rynqvb"/>
+          <w:rFonts w:ascii="Arial" w:hAnsi="Arial" w:eastAsia="Arial" w:cs="Arial"/>
+          <w:color w:val="000000" w:themeColor="text1" w:themeTint="FF" w:themeShade="FF"/>
+          <w:sz w:val="24"/>
+          <w:szCs w:val="24"/>
+        </w:rPr>
+        <w:t xml:space="preserve"> </w:t>
+      </w:r>
+      <w:r>
+        <w:rPr>
+          <w:rStyle w:val="rynqvb"/>
+          <w:rFonts w:ascii="Arial" w:hAnsi="Arial" w:eastAsia="Arial" w:cs="Arial"/>
+          <w:color w:val="000000" w:themeColor="text1" w:themeTint="FF" w:themeShade="FF"/>
+          <w:sz w:val="24"/>
+          <w:szCs w:val="24"/>
+        </w:rPr>
+        <w:t>én</w:t>
+      </w:r>
+      <w:r>
+        <w:rPr>
+          <w:rStyle w:val="rynqvb"/>
+          <w:rFonts w:ascii="Arial" w:hAnsi="Arial" w:eastAsia="Arial" w:cs="Arial"/>
+          <w:color w:val="000000" w:themeColor="text1" w:themeTint="FF" w:themeShade="FF"/>
+          <w:sz w:val="24"/>
+          <w:szCs w:val="24"/>
+        </w:rPr>
+        <w:t xml:space="preserve"> </w:t>
+      </w:r>
+      <w:r>
+        <w:rPr>
+          <w:rStyle w:val="rynqvb"/>
+          <w:rFonts w:ascii="Arial" w:hAnsi="Arial" w:eastAsia="Arial" w:cs="Arial"/>
+          <w:color w:val="000000" w:themeColor="text1" w:themeTint="FF" w:themeShade="FF"/>
+          <w:sz w:val="24"/>
+          <w:szCs w:val="24"/>
+        </w:rPr>
+        <w:t>grunn</w:t>
+      </w:r>
+      <w:r>
+        <w:rPr>
+          <w:rStyle w:val="rynqvb"/>
+          <w:rFonts w:ascii="Arial" w:hAnsi="Arial" w:eastAsia="Arial" w:cs="Arial"/>
+          <w:color w:val="000000" w:themeColor="text1" w:themeTint="FF" w:themeShade="FF"/>
+          <w:sz w:val="24"/>
+          <w:szCs w:val="24"/>
+        </w:rPr>
+        <w:t xml:space="preserve"> </w:t>
+      </w:r>
+      <w:r>
+        <w:rPr>
+          <w:rStyle w:val="rynqvb"/>
+          <w:rFonts w:ascii="Arial" w:hAnsi="Arial" w:eastAsia="Arial" w:cs="Arial"/>
+          <w:color w:val="000000" w:themeColor="text1" w:themeTint="FF" w:themeShade="FF"/>
+          <w:sz w:val="24"/>
+          <w:szCs w:val="24"/>
+        </w:rPr>
+        <w:t>til</w:t>
+      </w:r>
+      <w:r>
+        <w:rPr>
+          <w:rStyle w:val="rynqvb"/>
+          <w:rFonts w:ascii="Arial" w:hAnsi="Arial" w:eastAsia="Arial" w:cs="Arial"/>
+          <w:color w:val="000000" w:themeColor="text1" w:themeTint="FF" w:themeShade="FF"/>
+          <w:sz w:val="24"/>
+          <w:szCs w:val="24"/>
+        </w:rPr>
+        <w:t xml:space="preserve"> at </w:t>
       </w:r>
       <w:r>
         <w:rPr>
@@ -2626,7 +4870,7 @@
           <w:szCs w:val="24"/>
           <w:lang w:val="nb-NO"/>
         </w:rPr>
-        <w:t xml:space="preserve"> manager</w:t>
+        <w:t>behandler</w:t>
       </w:r>
       <w:r>
         <w:rPr>
@@ -2649,7 +4893,27 @@
           <w:sz w:val="24"/>
           <w:szCs w:val="24"/>
         </w:rPr>
-        <w:t xml:space="preserve">er nyttige. </w:t>
+        <w:t xml:space="preserve">er </w:t>
+      </w:r>
+      <w:r>
+        <w:rPr>
+          <w:rStyle w:val="rynqvb"/>
+          <w:rFonts w:ascii="Arial" w:hAnsi="Arial" w:eastAsia="Arial" w:cs="Arial"/>
+          <w:color w:val="000000" w:themeColor="text1" w:themeTint="FF" w:themeShade="FF"/>
+          <w:sz w:val="24"/>
+          <w:szCs w:val="24"/>
+        </w:rPr>
+        <w:t>nyttige</w:t>
+      </w:r>
+      <w:r>
+        <w:rPr>
+          <w:rStyle w:val="rynqvb"/>
+          <w:rFonts w:ascii="Arial" w:hAnsi="Arial" w:eastAsia="Arial" w:cs="Arial"/>
+          <w:color w:val="000000" w:themeColor="text1" w:themeTint="FF" w:themeShade="FF"/>
+          <w:sz w:val="24"/>
+          <w:szCs w:val="24"/>
+        </w:rPr>
+        <w:t xml:space="preserve">. </w:t>
       </w:r>
     </w:p>
     <w:p>
@@ -2695,7 +4959,7 @@
           <w:szCs w:val="24"/>
           <w:lang w:val="nb-NO"/>
         </w:rPr>
-        <w:t xml:space="preserve"> manager</w:t>
+        <w:t>behandler</w:t>
       </w:r>
       <w:r>
         <w:rPr>
@@ -2718,7 +4982,37 @@
           <w:sz w:val="24"/>
           <w:szCs w:val="24"/>
         </w:rPr>
-        <w:t>er nyttig fordi</w:t>
+        <w:t xml:space="preserve">er </w:t>
+      </w:r>
+      <w:r>
+        <w:rPr>
+          <w:rStyle w:val="rynqvb"/>
+          <w:rFonts w:ascii="Arial" w:hAnsi="Arial" w:eastAsia="Arial" w:cs="Arial"/>
+          <w:color w:val="000000" w:themeColor="text1" w:themeTint="FF" w:themeShade="FF"/>
+          <w:sz w:val="24"/>
+          <w:szCs w:val="24"/>
+        </w:rPr>
+        <w:t>nyttig</w:t>
+      </w:r>
+      <w:r>
+        <w:rPr>
+          <w:rStyle w:val="rynqvb"/>
+          <w:rFonts w:ascii="Arial" w:hAnsi="Arial" w:eastAsia="Arial" w:cs="Arial"/>
+          <w:color w:val="000000" w:themeColor="text1" w:themeTint="FF" w:themeShade="FF"/>
+          <w:sz w:val="24"/>
+          <w:szCs w:val="24"/>
+        </w:rPr>
+        <w:t xml:space="preserve"> </w:t>
+      </w:r>
+      <w:r>
+        <w:rPr>
+          <w:rStyle w:val="rynqvb"/>
+          <w:rFonts w:ascii="Arial" w:hAnsi="Arial" w:eastAsia="Arial" w:cs="Arial"/>
+          <w:color w:val="000000" w:themeColor="text1" w:themeTint="FF" w:themeShade="FF"/>
+          <w:sz w:val="24"/>
+          <w:szCs w:val="24"/>
+        </w:rPr>
+        <w:t>fordi</w:t>
       </w:r>
       <w:r>
         <w:rPr>
@@ -2814,7 +5108,107 @@
           <w:sz w:val="24"/>
           <w:szCs w:val="24"/>
         </w:rPr>
-        <w:t>Skriv eller tegn én viktig regel for sikker bruk av</w:t>
+        <w:t xml:space="preserve">Skriv </w:t>
+      </w:r>
+      <w:r>
+        <w:rPr>
+          <w:rStyle w:val="rynqvb"/>
+          <w:rFonts w:ascii="Arial" w:hAnsi="Arial" w:eastAsia="Arial" w:cs="Arial"/>
+          <w:color w:val="000000" w:themeColor="text1" w:themeTint="FF" w:themeShade="FF"/>
+          <w:sz w:val="24"/>
+          <w:szCs w:val="24"/>
+        </w:rPr>
+        <w:t>eller</w:t>
+      </w:r>
+      <w:r>
+        <w:rPr>
+          <w:rStyle w:val="rynqvb"/>
+          <w:rFonts w:ascii="Arial" w:hAnsi="Arial" w:eastAsia="Arial" w:cs="Arial"/>
+          <w:color w:val="000000" w:themeColor="text1" w:themeTint="FF" w:themeShade="FF"/>
+          <w:sz w:val="24"/>
+          <w:szCs w:val="24"/>
+        </w:rPr>
+        <w:t xml:space="preserve"> </w:t>
+      </w:r>
+      <w:r>
+        <w:rPr>
+          <w:rStyle w:val="rynqvb"/>
+          <w:rFonts w:ascii="Arial" w:hAnsi="Arial" w:eastAsia="Arial" w:cs="Arial"/>
+          <w:color w:val="000000" w:themeColor="text1" w:themeTint="FF" w:themeShade="FF"/>
+          <w:sz w:val="24"/>
+          <w:szCs w:val="24"/>
+        </w:rPr>
+        <w:t>tegn</w:t>
+      </w:r>
+      <w:r>
+        <w:rPr>
+          <w:rStyle w:val="rynqvb"/>
+          <w:rFonts w:ascii="Arial" w:hAnsi="Arial" w:eastAsia="Arial" w:cs="Arial"/>
+          <w:color w:val="000000" w:themeColor="text1" w:themeTint="FF" w:themeShade="FF"/>
+          <w:sz w:val="24"/>
+          <w:szCs w:val="24"/>
+        </w:rPr>
+        <w:t xml:space="preserve"> </w:t>
+      </w:r>
+      <w:r>
+        <w:rPr>
+          <w:rStyle w:val="rynqvb"/>
+          <w:rFonts w:ascii="Arial" w:hAnsi="Arial" w:eastAsia="Arial" w:cs="Arial"/>
+          <w:color w:val="000000" w:themeColor="text1" w:themeTint="FF" w:themeShade="FF"/>
+          <w:sz w:val="24"/>
+          <w:szCs w:val="24"/>
+        </w:rPr>
+        <w:t>én</w:t>
+      </w:r>
+      <w:r>
+        <w:rPr>
+          <w:rStyle w:val="rynqvb"/>
+          <w:rFonts w:ascii="Arial" w:hAnsi="Arial" w:eastAsia="Arial" w:cs="Arial"/>
+          <w:color w:val="000000" w:themeColor="text1" w:themeTint="FF" w:themeShade="FF"/>
+          <w:sz w:val="24"/>
+          <w:szCs w:val="24"/>
+        </w:rPr>
+        <w:t xml:space="preserve"> </w:t>
+      </w:r>
+      <w:r>
+        <w:rPr>
+          <w:rStyle w:val="rynqvb"/>
+          <w:rFonts w:ascii="Arial" w:hAnsi="Arial" w:eastAsia="Arial" w:cs="Arial"/>
+          <w:color w:val="000000" w:themeColor="text1" w:themeTint="FF" w:themeShade="FF"/>
+          <w:sz w:val="24"/>
+          <w:szCs w:val="24"/>
+        </w:rPr>
+        <w:t>viktig</w:t>
+      </w:r>
+      <w:r>
+        <w:rPr>
+          <w:rStyle w:val="rynqvb"/>
+          <w:rFonts w:ascii="Arial" w:hAnsi="Arial" w:eastAsia="Arial" w:cs="Arial"/>
+          <w:color w:val="000000" w:themeColor="text1" w:themeTint="FF" w:themeShade="FF"/>
+          <w:sz w:val="24"/>
+          <w:szCs w:val="24"/>
+        </w:rPr>
+        <w:t xml:space="preserve"> regel for </w:t>
+      </w:r>
+      <w:r>
+        <w:rPr>
+          <w:rStyle w:val="rynqvb"/>
+          <w:rFonts w:ascii="Arial" w:hAnsi="Arial" w:eastAsia="Arial" w:cs="Arial"/>
+          <w:color w:val="000000" w:themeColor="text1" w:themeTint="FF" w:themeShade="FF"/>
+          <w:sz w:val="24"/>
+          <w:szCs w:val="24"/>
+        </w:rPr>
+        <w:t>sikker</w:t>
+      </w:r>
+      <w:r>
+        <w:rPr>
+          <w:rStyle w:val="rynqvb"/>
+          <w:rFonts w:ascii="Arial" w:hAnsi="Arial" w:eastAsia="Arial" w:cs="Arial"/>
+          <w:color w:val="000000" w:themeColor="text1" w:themeTint="FF" w:themeShade="FF"/>
+          <w:sz w:val="24"/>
+          <w:szCs w:val="24"/>
+        </w:rPr>
+        <w:t xml:space="preserve"> bruk av</w:t>
       </w:r>
       <w:r>
         <w:rPr>
@@ -2847,7 +5241,7 @@
           <w:szCs w:val="24"/>
           <w:lang w:val="nb-NO"/>
         </w:rPr>
-        <w:t xml:space="preserve"> manager</w:t>
+        <w:t>behandler</w:t>
       </w:r>
       <w:r>
         <w:rPr>
@@ -2881,7 +5275,37 @@
           <w:sz w:val="24"/>
           <w:szCs w:val="24"/>
         </w:rPr>
-        <w:t xml:space="preserve">Én regel for sikker bruk av </w:t>
+        <w:t>Én</w:t>
+      </w:r>
+      <w:r>
+        <w:rPr>
+          <w:rStyle w:val="rynqvb"/>
+          <w:rFonts w:ascii="Arial" w:hAnsi="Arial" w:eastAsia="Arial" w:cs="Arial"/>
+          <w:color w:val="000000" w:themeColor="text1" w:themeTint="FF" w:themeShade="FF"/>
+          <w:sz w:val="24"/>
+          <w:szCs w:val="24"/>
+        </w:rPr>
+        <w:t xml:space="preserve"> regel for </w:t>
+      </w:r>
+      <w:r>
+        <w:rPr>
+          <w:rStyle w:val="rynqvb"/>
+          <w:rFonts w:ascii="Arial" w:hAnsi="Arial" w:eastAsia="Arial" w:cs="Arial"/>
+          <w:color w:val="000000" w:themeColor="text1" w:themeTint="FF" w:themeShade="FF"/>
+          <w:sz w:val="24"/>
+          <w:szCs w:val="24"/>
+        </w:rPr>
+        <w:t>sikker</w:t>
+      </w:r>
+      <w:r>
+        <w:rPr>
+          <w:rStyle w:val="rynqvb"/>
+          <w:rFonts w:ascii="Arial" w:hAnsi="Arial" w:eastAsia="Arial" w:cs="Arial"/>
+          <w:color w:val="000000" w:themeColor="text1" w:themeTint="FF" w:themeShade="FF"/>
+          <w:sz w:val="24"/>
+          <w:szCs w:val="24"/>
+        </w:rPr>
+        <w:t xml:space="preserve"> bruk av </w:t>
       </w:r>
       <w:r>
         <w:rPr>
@@ -2903,7 +5327,7 @@
           <w:szCs w:val="24"/>
           <w:lang w:val="nb-NO"/>
         </w:rPr>
-        <w:t xml:space="preserve"> manager</w:t>
+        <w:t>behandler</w:t>
       </w:r>
       <w:r>
         <w:rPr>
@@ -3059,7 +5483,67 @@
           <w:sz w:val="24"/>
           <w:szCs w:val="24"/>
         </w:rPr>
-        <w:t xml:space="preserve">Jeg forstår hva en </w:t>
+        <w:t xml:space="preserve">Jeg </w:t>
+      </w:r>
+      <w:r>
+        <w:rPr>
+          <w:rStyle w:val="rynqvb"/>
+          <w:rFonts w:ascii="Arial" w:hAnsi="Arial" w:eastAsia="Arial" w:cs="Arial"/>
+          <w:color w:val="000000" w:themeColor="text1" w:themeTint="FF" w:themeShade="FF"/>
+          <w:sz w:val="24"/>
+          <w:szCs w:val="24"/>
+        </w:rPr>
+        <w:t>forstår</w:t>
+      </w:r>
+      <w:r>
+        <w:rPr>
+          <w:rStyle w:val="rynqvb"/>
+          <w:rFonts w:ascii="Arial" w:hAnsi="Arial" w:eastAsia="Arial" w:cs="Arial"/>
+          <w:color w:val="000000" w:themeColor="text1" w:themeTint="FF" w:themeShade="FF"/>
+          <w:sz w:val="24"/>
+          <w:szCs w:val="24"/>
+        </w:rPr>
+        <w:t xml:space="preserve"> </w:t>
+      </w:r>
+      <w:r>
+        <w:rPr>
+          <w:rStyle w:val="rynqvb"/>
+          <w:rFonts w:ascii="Arial" w:hAnsi="Arial" w:eastAsia="Arial" w:cs="Arial"/>
+          <w:color w:val="000000" w:themeColor="text1" w:themeTint="FF" w:themeShade="FF"/>
+          <w:sz w:val="24"/>
+          <w:szCs w:val="24"/>
+        </w:rPr>
+        <w:t>hva</w:t>
+      </w:r>
+      <w:r>
+        <w:rPr>
+          <w:rStyle w:val="rynqvb"/>
+          <w:rFonts w:ascii="Arial" w:hAnsi="Arial" w:eastAsia="Arial" w:cs="Arial"/>
+          <w:color w:val="000000" w:themeColor="text1" w:themeTint="FF" w:themeShade="FF"/>
+          <w:sz w:val="24"/>
+          <w:szCs w:val="24"/>
+        </w:rPr>
+        <w:t xml:space="preserve"> </w:t>
+      </w:r>
+      <w:r>
+        <w:rPr>
+          <w:rStyle w:val="rynqvb"/>
+          <w:rFonts w:ascii="Arial" w:hAnsi="Arial" w:eastAsia="Arial" w:cs="Arial"/>
+          <w:color w:val="000000" w:themeColor="text1" w:themeTint="FF" w:themeShade="FF"/>
+          <w:sz w:val="24"/>
+          <w:szCs w:val="24"/>
+        </w:rPr>
+        <w:t>en</w:t>
+      </w:r>
+      <w:r>
+        <w:rPr>
+          <w:rStyle w:val="rynqvb"/>
+          <w:rFonts w:ascii="Arial" w:hAnsi="Arial" w:eastAsia="Arial" w:cs="Arial"/>
+          <w:color w:val="000000" w:themeColor="text1" w:themeTint="FF" w:themeShade="FF"/>
+          <w:sz w:val="24"/>
+          <w:szCs w:val="24"/>
+        </w:rPr>
+        <w:t xml:space="preserve"> </w:t>
       </w:r>
       <w:r>
         <w:rPr>
@@ -3081,7 +5565,7 @@
           <w:szCs w:val="24"/>
           <w:lang w:val="nb-NO"/>
         </w:rPr>
-        <w:t xml:space="preserve"> manager</w:t>
+        <w:t>behandler</w:t>
       </w:r>
       <w:r>
         <w:rPr>
@@ -3138,7 +5622,127 @@
           <w:sz w:val="24"/>
           <w:szCs w:val="24"/>
         </w:rPr>
-        <w:t>Jeg forstår, men trenger hjelp fra en voksen.</w:t>
+        <w:t>Jeg</w:t>
+      </w:r>
+      <w:r>
+        <w:rPr>
+          <w:rStyle w:val="rynqvb"/>
+          <w:rFonts w:ascii="Arial" w:hAnsi="Arial" w:eastAsia="Arial" w:cs="Arial"/>
+          <w:color w:val="000000" w:themeColor="text1" w:themeTint="FF" w:themeShade="FF"/>
+          <w:sz w:val="24"/>
+          <w:szCs w:val="24"/>
+        </w:rPr>
+        <w:t xml:space="preserve"> forstå</w:t>
+      </w:r>
+      <w:r>
+        <w:rPr>
+          <w:rStyle w:val="rynqvb"/>
+          <w:rFonts w:ascii="Arial" w:hAnsi="Arial" w:eastAsia="Arial" w:cs="Arial"/>
+          <w:color w:val="000000" w:themeColor="text1" w:themeTint="FF" w:themeShade="FF"/>
+          <w:sz w:val="24"/>
+          <w:szCs w:val="24"/>
+        </w:rPr>
+        <w:t>r, men</w:t>
+      </w:r>
+      <w:r>
+        <w:rPr>
+          <w:rStyle w:val="rynqvb"/>
+          <w:rFonts w:ascii="Arial" w:hAnsi="Arial" w:eastAsia="Arial" w:cs="Arial"/>
+          <w:color w:val="000000" w:themeColor="text1" w:themeTint="FF" w:themeShade="FF"/>
+          <w:sz w:val="24"/>
+          <w:szCs w:val="24"/>
+        </w:rPr>
+        <w:t xml:space="preserve"> trenge</w:t>
+      </w:r>
+      <w:r>
+        <w:rPr>
+          <w:rStyle w:val="rynqvb"/>
+          <w:rFonts w:ascii="Arial" w:hAnsi="Arial" w:eastAsia="Arial" w:cs="Arial"/>
+          <w:color w:val="000000" w:themeColor="text1" w:themeTint="FF" w:themeShade="FF"/>
+          <w:sz w:val="24"/>
+          <w:szCs w:val="24"/>
+        </w:rPr>
+        <w:t>r</w:t>
+      </w:r>
+      <w:r>
+        <w:rPr>
+          <w:rStyle w:val="rynqvb"/>
+          <w:rFonts w:ascii="Arial" w:hAnsi="Arial" w:eastAsia="Arial" w:cs="Arial"/>
+          <w:color w:val="000000" w:themeColor="text1" w:themeTint="FF" w:themeShade="FF"/>
+          <w:sz w:val="24"/>
+          <w:szCs w:val="24"/>
+        </w:rPr>
+        <w:t xml:space="preserve"> hjel</w:t>
+      </w:r>
+      <w:r>
+        <w:rPr>
+          <w:rStyle w:val="rynqvb"/>
+          <w:rFonts w:ascii="Arial" w:hAnsi="Arial" w:eastAsia="Arial" w:cs="Arial"/>
+          <w:color w:val="000000" w:themeColor="text1" w:themeTint="FF" w:themeShade="FF"/>
+          <w:sz w:val="24"/>
+          <w:szCs w:val="24"/>
+        </w:rPr>
+        <w:t>p</w:t>
+      </w:r>
+      <w:r>
+        <w:rPr>
+          <w:rStyle w:val="rynqvb"/>
+          <w:rFonts w:ascii="Arial" w:hAnsi="Arial" w:eastAsia="Arial" w:cs="Arial"/>
+          <w:color w:val="000000" w:themeColor="text1" w:themeTint="FF" w:themeShade="FF"/>
+          <w:sz w:val="24"/>
+          <w:szCs w:val="24"/>
+        </w:rPr>
+        <w:t xml:space="preserve"> fr</w:t>
+      </w:r>
+      <w:r>
+        <w:rPr>
+          <w:rStyle w:val="rynqvb"/>
+          <w:rFonts w:ascii="Arial" w:hAnsi="Arial" w:eastAsia="Arial" w:cs="Arial"/>
+          <w:color w:val="000000" w:themeColor="text1" w:themeTint="FF" w:themeShade="FF"/>
+          <w:sz w:val="24"/>
+          <w:szCs w:val="24"/>
+        </w:rPr>
+        <w:t>a</w:t>
+      </w:r>
+      <w:r>
+        <w:rPr>
+          <w:rStyle w:val="rynqvb"/>
+          <w:rFonts w:ascii="Arial" w:hAnsi="Arial" w:eastAsia="Arial" w:cs="Arial"/>
+          <w:color w:val="000000" w:themeColor="text1" w:themeTint="FF" w:themeShade="FF"/>
+          <w:sz w:val="24"/>
+          <w:szCs w:val="24"/>
+        </w:rPr>
+        <w:t xml:space="preserve"> e</w:t>
+      </w:r>
+      <w:r>
+        <w:rPr>
+          <w:rStyle w:val="rynqvb"/>
+          <w:rFonts w:ascii="Arial" w:hAnsi="Arial" w:eastAsia="Arial" w:cs="Arial"/>
+          <w:color w:val="000000" w:themeColor="text1" w:themeTint="FF" w:themeShade="FF"/>
+          <w:sz w:val="24"/>
+          <w:szCs w:val="24"/>
+        </w:rPr>
+        <w:t>n</w:t>
+      </w:r>
+      <w:r>
+        <w:rPr>
+          <w:rStyle w:val="rynqvb"/>
+          <w:rFonts w:ascii="Arial" w:hAnsi="Arial" w:eastAsia="Arial" w:cs="Arial"/>
+          <w:color w:val="000000" w:themeColor="text1" w:themeTint="FF" w:themeShade="FF"/>
+          <w:sz w:val="24"/>
+          <w:szCs w:val="24"/>
+        </w:rPr>
+        <w:t xml:space="preserve"> vokse</w:t>
+      </w:r>
+      <w:r>
+        <w:rPr>
+          <w:rStyle w:val="rynqvb"/>
+          <w:rFonts w:ascii="Arial" w:hAnsi="Arial" w:eastAsia="Arial" w:cs="Arial"/>
+          <w:color w:val="000000" w:themeColor="text1" w:themeTint="FF" w:themeShade="FF"/>
+          <w:sz w:val="24"/>
+          <w:szCs w:val="24"/>
+        </w:rPr>
+        <w:t>n.</w:t>
       </w:r>
       <w:r>
         <w:br/>
@@ -3172,7 +5776,47 @@
           <w:sz w:val="24"/>
           <w:szCs w:val="24"/>
         </w:rPr>
-        <w:t>Jeg er fortsatt usikker.</w:t>
+        <w:t>Jeg er</w:t>
+      </w:r>
+      <w:r>
+        <w:rPr>
+          <w:rStyle w:val="rynqvb"/>
+          <w:rFonts w:ascii="Arial" w:hAnsi="Arial" w:eastAsia="Arial" w:cs="Arial"/>
+          <w:color w:val="000000" w:themeColor="text1" w:themeTint="FF" w:themeShade="FF"/>
+          <w:sz w:val="24"/>
+          <w:szCs w:val="24"/>
+        </w:rPr>
+        <w:t xml:space="preserve"> fortsat</w:t>
+      </w:r>
+      <w:r>
+        <w:rPr>
+          <w:rStyle w:val="rynqvb"/>
+          <w:rFonts w:ascii="Arial" w:hAnsi="Arial" w:eastAsia="Arial" w:cs="Arial"/>
+          <w:color w:val="000000" w:themeColor="text1" w:themeTint="FF" w:themeShade="FF"/>
+          <w:sz w:val="24"/>
+          <w:szCs w:val="24"/>
+        </w:rPr>
+        <w:t>t</w:t>
+      </w:r>
+      <w:r>
+        <w:rPr>
+          <w:rStyle w:val="rynqvb"/>
+          <w:rFonts w:ascii="Arial" w:hAnsi="Arial" w:eastAsia="Arial" w:cs="Arial"/>
+          <w:color w:val="000000" w:themeColor="text1" w:themeTint="FF" w:themeShade="FF"/>
+          <w:sz w:val="24"/>
+          <w:szCs w:val="24"/>
+        </w:rPr>
+        <w:t xml:space="preserve"> usikke</w:t>
+      </w:r>
+      <w:r>
+        <w:rPr>
+          <w:rStyle w:val="rynqvb"/>
+          <w:rFonts w:ascii="Arial" w:hAnsi="Arial" w:eastAsia="Arial" w:cs="Arial"/>
+          <w:color w:val="000000" w:themeColor="text1" w:themeTint="FF" w:themeShade="FF"/>
+          <w:sz w:val="24"/>
+          <w:szCs w:val="24"/>
+        </w:rPr>
+        <w:t>r.</w:t>
       </w:r>
     </w:p>
     <w:p>
